--- a/Documentation/External Documentation/ListToGoReport.docx
+++ b/Documentation/External Documentation/ListToGoReport.docx
@@ -1,6 +1,6 @@
 
 <file path=word/document.xml><?xml version="1.0" encoding="utf-8"?>
-<w:document xmlns:wpc="http://schemas.microsoft.com/office/word/2010/wordprocessingCanvas" xmlns:cx="http://schemas.microsoft.com/office/drawing/2014/chartex" xmlns:cx1="http://schemas.microsoft.com/office/drawing/2015/9/8/chartex" xmlns:cx2="http://schemas.microsoft.com/office/drawing/2015/10/21/chartex" xmlns:cx3="http://schemas.microsoft.com/office/drawing/2016/5/9/chartex" xmlns:cx4="http://schemas.microsoft.com/office/drawing/2016/5/10/chartex" xmlns:cx5="http://schemas.microsoft.com/office/drawing/2016/5/11/chartex" xmlns:cx6="http://schemas.microsoft.com/office/drawing/2016/5/12/chartex" xmlns:cx7="http://schemas.microsoft.com/office/drawing/2016/5/13/chartex" xmlns:cx8="http://schemas.microsoft.com/office/drawing/2016/5/14/chartex" xmlns:mc="http://schemas.openxmlformats.org/markup-compatibility/2006" xmlns:aink="http://schemas.microsoft.com/office/drawing/2016/ink" xmlns:am3d="http://schemas.microsoft.com/office/drawing/2017/model3d" xmlns:o="urn:schemas-microsoft-com:office:office" xmlns:oel="http://schemas.microsoft.com/office/2019/extlst" xmlns:r="http://schemas.openxmlformats.org/officeDocument/2006/relationships" xmlns:m="http://schemas.openxmlformats.org/officeDocument/2006/math" xmlns:v="urn:schemas-microsoft-com:vml" xmlns:wp14="http://schemas.microsoft.com/office/word/2010/wordprocessingDrawing" xmlns:wp="http://schemas.openxmlformats.org/drawingml/2006/wordprocessingDrawing" xmlns:w10="urn:schemas-microsoft-com:office:word" xmlns:w="http://schemas.openxmlformats.org/wordprocessingml/2006/main" xmlns:w14="http://schemas.microsoft.com/office/word/2010/wordml" xmlns:w15="http://schemas.microsoft.com/office/word/2012/wordml" xmlns:w16cex="http://schemas.microsoft.com/office/word/2018/wordml/cex" xmlns:w16cid="http://schemas.microsoft.com/office/word/2016/wordml/cid" xmlns:w16="http://schemas.microsoft.com/office/word/2018/wordml" xmlns:w16du="http://schemas.microsoft.com/office/word/2023/wordml/word16du" xmlns:w16sdtdh="http://schemas.microsoft.com/office/word/2020/wordml/sdtdatahash" xmlns:w16sdtfl="http://schemas.microsoft.com/office/word/2024/wordml/sdtformatlock" xmlns:w16se="http://schemas.microsoft.com/office/word/2015/wordml/symex" xmlns:wpg="http://schemas.microsoft.com/office/word/2010/wordprocessingGroup" xmlns:wpi="http://schemas.microsoft.com/office/word/2010/wordprocessingInk" xmlns:wne="http://schemas.microsoft.com/office/word/2006/wordml" xmlns:wps="http://schemas.microsoft.com/office/word/2010/wordprocessingShape" mc:Ignorable="w14 w15 w16se w16cid w16 w16cex w16sdtdh w16sdtfl w16du wp14">
+<w:document xmlns:wpc="http://schemas.microsoft.com/office/word/2010/wordprocessingCanvas" xmlns:mc="http://schemas.openxmlformats.org/markup-compatibility/2006" xmlns:o="urn:schemas-microsoft-com:office:office" xmlns:r="http://schemas.openxmlformats.org/officeDocument/2006/relationships" xmlns:m="http://schemas.openxmlformats.org/officeDocument/2006/math" xmlns:v="urn:schemas-microsoft-com:vml" xmlns:wp14="http://schemas.microsoft.com/office/word/2010/wordprocessingDrawing" xmlns:wp="http://schemas.openxmlformats.org/drawingml/2006/wordprocessingDrawing" xmlns:w10="urn:schemas-microsoft-com:office:word" xmlns:w="http://schemas.openxmlformats.org/wordprocessingml/2006/main" xmlns:w14="http://schemas.microsoft.com/office/word/2010/wordml" xmlns:w15="http://schemas.microsoft.com/office/word/2012/wordml" xmlns:wpg="http://schemas.microsoft.com/office/word/2010/wordprocessingGroup" xmlns:wpi="http://schemas.microsoft.com/office/word/2010/wordprocessingInk" xmlns:wne="http://schemas.microsoft.com/office/word/2006/wordml" xmlns:wps="http://schemas.microsoft.com/office/word/2010/wordprocessingShape" mc:Ignorable="w14 w15 wp14">
   <w:body>
     <w:p>
       <w:pPr>
@@ -290,7 +290,6 @@
         </w:rPr>
         <w:t xml:space="preserve"> </w:t>
       </w:r>
-      <w:proofErr w:type="spellStart"/>
       <w:r>
         <w:rPr>
           <w:rFonts w:ascii="Times New Roman" w:hAnsi="Times New Roman" w:cs="Times New Roman"/>
@@ -318,7 +317,6 @@
         </w:rPr>
         <w:t>rouk</w:t>
       </w:r>
-      <w:proofErr w:type="spellEnd"/>
     </w:p>
     <w:p>
       <w:pPr>
@@ -3691,25 +3689,7 @@
           <w:sz w:val="28"/>
           <w:szCs w:val="28"/>
         </w:rPr>
-        <w:t xml:space="preserve">To link the </w:t>
-      </w:r>
-      <w:proofErr w:type="gramStart"/>
-      <w:r>
-        <w:rPr>
-          <w:rFonts w:ascii="Times New Roman" w:hAnsi="Times New Roman" w:cs="Times New Roman"/>
-          <w:sz w:val="28"/>
-          <w:szCs w:val="28"/>
-        </w:rPr>
-        <w:t>back-end</w:t>
-      </w:r>
-      <w:proofErr w:type="gramEnd"/>
-      <w:r>
-        <w:rPr>
-          <w:rFonts w:ascii="Times New Roman" w:hAnsi="Times New Roman" w:cs="Times New Roman"/>
-          <w:sz w:val="28"/>
-          <w:szCs w:val="28"/>
-        </w:rPr>
-        <w:t xml:space="preserve"> and the front-end, the front-end (React) sends requests to Django’s API. </w:t>
+        <w:t xml:space="preserve">To link the back-end and the front-end, the front-end (React) sends requests to Django’s API. </w:t>
       </w:r>
       <w:r>
         <w:rPr>
@@ -3753,25 +3733,7 @@
           <w:sz w:val="28"/>
           <w:szCs w:val="28"/>
         </w:rPr>
-        <w:t xml:space="preserve">GitHub was used as version control that provided efficient merging between all branches so </w:t>
-      </w:r>
-      <w:proofErr w:type="gramStart"/>
-      <w:r>
-        <w:rPr>
-          <w:rFonts w:ascii="Times New Roman" w:hAnsi="Times New Roman" w:cs="Times New Roman"/>
-          <w:sz w:val="28"/>
-          <w:szCs w:val="28"/>
-        </w:rPr>
-        <w:t>team</w:t>
-      </w:r>
-      <w:proofErr w:type="gramEnd"/>
-      <w:r>
-        <w:rPr>
-          <w:rFonts w:ascii="Times New Roman" w:hAnsi="Times New Roman" w:cs="Times New Roman"/>
-          <w:sz w:val="28"/>
-          <w:szCs w:val="28"/>
-        </w:rPr>
-        <w:t xml:space="preserve"> can work together.</w:t>
+        <w:t>GitHub was used as version control that provided efficient merging between all branches so team can work together.</w:t>
       </w:r>
     </w:p>
     <w:p>
@@ -4059,6 +4021,7 @@
           <w:sz w:val="32"/>
           <w:szCs w:val="32"/>
         </w:rPr>
+        <w:lastRenderedPageBreak/>
         <w:t>Sprint 1</w:t>
       </w:r>
       <w:bookmarkEnd w:id="9"/>
@@ -4067,23 +4030,15 @@
       <w:pPr>
         <w:spacing w:line="360" w:lineRule="auto"/>
       </w:pPr>
-    </w:p>
-    <w:p>
-      <w:pPr>
-        <w:spacing w:line="360" w:lineRule="auto"/>
-        <w:rPr>
-          <w:rFonts w:ascii="Times New Roman" w:hAnsi="Times New Roman" w:cs="Times New Roman"/>
-        </w:rPr>
-      </w:pPr>
       <w:r>
         <w:rPr>
           <w:noProof/>
         </w:rPr>
         <w:drawing>
-          <wp:inline distT="0" distB="0" distL="0" distR="0" wp14:anchorId="514C9ECC" wp14:editId="406A48E0">
-            <wp:extent cx="5943600" cy="2674620"/>
-            <wp:effectExtent l="0" t="0" r="0" b="0"/>
-            <wp:docPr id="2037048828" name="Picture 1" descr="A screenshot of a computer&#10;&#10;AI-generated content may be incorrect."/>
+          <wp:inline distT="0" distB="0" distL="0" distR="0" wp14:anchorId="0B6F57B2" wp14:editId="49840242">
+            <wp:extent cx="2543175" cy="6629400"/>
+            <wp:effectExtent l="0" t="0" r="9525" b="0"/>
+            <wp:docPr id="13" name="Picture 13"/>
             <wp:cNvGraphicFramePr>
               <a:graphicFrameLocks xmlns:a="http://schemas.openxmlformats.org/drawingml/2006/main" noChangeAspect="1"/>
             </wp:cNvGraphicFramePr>
@@ -4091,36 +4046,23 @@
               <a:graphicData uri="http://schemas.openxmlformats.org/drawingml/2006/picture">
                 <pic:pic xmlns:pic="http://schemas.openxmlformats.org/drawingml/2006/picture">
                   <pic:nvPicPr>
-                    <pic:cNvPr id="2037048828" name="Picture 1" descr="A screenshot of a computer&#10;&#10;AI-generated content may be incorrect."/>
-                    <pic:cNvPicPr>
-                      <a:picLocks noChangeAspect="1" noChangeArrowheads="1"/>
-                    </pic:cNvPicPr>
+                    <pic:cNvPr id="1" name=""/>
+                    <pic:cNvPicPr/>
                   </pic:nvPicPr>
                   <pic:blipFill>
-                    <a:blip r:embed="rId9" cstate="print">
-                      <a:extLst>
-                        <a:ext uri="{28A0092B-C50C-407E-A947-70E740481C1C}">
-                          <a14:useLocalDpi xmlns:a14="http://schemas.microsoft.com/office/drawing/2010/main" val="0"/>
-                        </a:ext>
-                      </a:extLst>
-                    </a:blip>
-                    <a:srcRect/>
+                    <a:blip r:embed="rId9"/>
                     <a:stretch>
                       <a:fillRect/>
                     </a:stretch>
                   </pic:blipFill>
-                  <pic:spPr bwMode="auto">
+                  <pic:spPr>
                     <a:xfrm>
                       <a:off x="0" y="0"/>
-                      <a:ext cx="5943600" cy="2674620"/>
+                      <a:ext cx="2543175" cy="6629400"/>
                     </a:xfrm>
                     <a:prstGeom prst="rect">
                       <a:avLst/>
                     </a:prstGeom>
-                    <a:noFill/>
-                    <a:ln>
-                      <a:noFill/>
-                    </a:ln>
                   </pic:spPr>
                 </pic:pic>
               </a:graphicData>
@@ -4134,11 +4076,14 @@
         <w:pStyle w:val="Heading1"/>
         <w:spacing w:line="360" w:lineRule="auto"/>
         <w:rPr>
-          <w:rFonts w:ascii="Times New Roman" w:eastAsia="Times New Roman" w:hAnsi="Times New Roman" w:cs="Times New Roman"/>
+          <w:rFonts w:ascii="Times New Roman" w:eastAsiaTheme="minorHAnsi" w:hAnsi="Times New Roman" w:cs="Times New Roman"/>
           <w:color w:val="auto"/>
-        </w:rPr>
-      </w:pPr>
-    </w:p>
+          <w:sz w:val="22"/>
+          <w:szCs w:val="22"/>
+        </w:rPr>
+      </w:pPr>
+    </w:p>
+    <w:p/>
     <w:p>
       <w:pPr>
         <w:pStyle w:val="Heading2"/>
@@ -4156,6 +4101,7 @@
           <w:sz w:val="32"/>
           <w:szCs w:val="32"/>
         </w:rPr>
+        <w:lastRenderedPageBreak/>
         <w:t>Sprint 2</w:t>
       </w:r>
       <w:bookmarkEnd w:id="10"/>
@@ -4164,20 +4110,15 @@
       <w:pPr>
         <w:spacing w:line="360" w:lineRule="auto"/>
       </w:pPr>
-    </w:p>
-    <w:p>
-      <w:pPr>
-        <w:spacing w:line="360" w:lineRule="auto"/>
-      </w:pPr>
       <w:r>
         <w:rPr>
           <w:noProof/>
         </w:rPr>
         <w:drawing>
-          <wp:inline distT="0" distB="0" distL="0" distR="0" wp14:anchorId="258229F3" wp14:editId="52848189">
-            <wp:extent cx="5943600" cy="1795780"/>
-            <wp:effectExtent l="0" t="0" r="0" b="0"/>
-            <wp:docPr id="1095945602" name="Picture 2" descr="A screenshot of a chat&#10;&#10;AI-generated content may be incorrect."/>
+          <wp:inline distT="0" distB="0" distL="0" distR="0" wp14:anchorId="50EF06D7" wp14:editId="7CE64915">
+            <wp:extent cx="2581275" cy="5600700"/>
+            <wp:effectExtent l="0" t="0" r="9525" b="0"/>
+            <wp:docPr id="16" name="Picture 16"/>
             <wp:cNvGraphicFramePr>
               <a:graphicFrameLocks xmlns:a="http://schemas.openxmlformats.org/drawingml/2006/main" noChangeAspect="1"/>
             </wp:cNvGraphicFramePr>
@@ -4185,36 +4126,23 @@
               <a:graphicData uri="http://schemas.openxmlformats.org/drawingml/2006/picture">
                 <pic:pic xmlns:pic="http://schemas.openxmlformats.org/drawingml/2006/picture">
                   <pic:nvPicPr>
-                    <pic:cNvPr id="1095945602" name="Picture 2" descr="A screenshot of a chat&#10;&#10;AI-generated content may be incorrect."/>
-                    <pic:cNvPicPr>
-                      <a:picLocks noChangeAspect="1" noChangeArrowheads="1"/>
-                    </pic:cNvPicPr>
+                    <pic:cNvPr id="1" name=""/>
+                    <pic:cNvPicPr/>
                   </pic:nvPicPr>
                   <pic:blipFill>
-                    <a:blip r:embed="rId10" cstate="print">
-                      <a:extLst>
-                        <a:ext uri="{28A0092B-C50C-407E-A947-70E740481C1C}">
-                          <a14:useLocalDpi xmlns:a14="http://schemas.microsoft.com/office/drawing/2010/main" val="0"/>
-                        </a:ext>
-                      </a:extLst>
-                    </a:blip>
-                    <a:srcRect/>
+                    <a:blip r:embed="rId10"/>
                     <a:stretch>
                       <a:fillRect/>
                     </a:stretch>
                   </pic:blipFill>
-                  <pic:spPr bwMode="auto">
+                  <pic:spPr>
                     <a:xfrm>
                       <a:off x="0" y="0"/>
-                      <a:ext cx="5943600" cy="1795780"/>
+                      <a:ext cx="2581275" cy="5600700"/>
                     </a:xfrm>
                     <a:prstGeom prst="rect">
                       <a:avLst/>
                     </a:prstGeom>
-                    <a:noFill/>
-                    <a:ln>
-                      <a:noFill/>
-                    </a:ln>
                   </pic:spPr>
                 </pic:pic>
               </a:graphicData>
@@ -4237,6 +4165,11 @@
       <w:pPr>
         <w:spacing w:line="360" w:lineRule="auto"/>
       </w:pPr>
+    </w:p>
+    <w:p>
+      <w:pPr>
+        <w:spacing w:line="360" w:lineRule="auto"/>
+      </w:pPr>
       <w:r>
         <w:br w:type="page"/>
       </w:r>
@@ -4267,20 +4200,15 @@
       <w:pPr>
         <w:spacing w:line="360" w:lineRule="auto"/>
       </w:pPr>
-    </w:p>
-    <w:p>
-      <w:pPr>
-        <w:spacing w:line="360" w:lineRule="auto"/>
-      </w:pPr>
       <w:r>
         <w:rPr>
           <w:noProof/>
         </w:rPr>
         <w:drawing>
-          <wp:inline distT="0" distB="0" distL="0" distR="0" wp14:anchorId="587D1824" wp14:editId="5B2539D0">
-            <wp:extent cx="2186940" cy="3508587"/>
-            <wp:effectExtent l="0" t="0" r="3810" b="0"/>
-            <wp:docPr id="1848572633" name="Picture 1" descr="A screenshot of a phone&#10;&#10;AI-generated content may be incorrect."/>
+          <wp:inline distT="0" distB="0" distL="0" distR="0" wp14:anchorId="4D3AF60C" wp14:editId="69FDFF67">
+            <wp:extent cx="2581275" cy="4924425"/>
+            <wp:effectExtent l="0" t="0" r="9525" b="9525"/>
+            <wp:docPr id="17" name="Picture 17"/>
             <wp:cNvGraphicFramePr>
               <a:graphicFrameLocks xmlns:a="http://schemas.openxmlformats.org/drawingml/2006/main" noChangeAspect="1"/>
             </wp:cNvGraphicFramePr>
@@ -4288,7 +4216,7 @@
               <a:graphicData uri="http://schemas.openxmlformats.org/drawingml/2006/picture">
                 <pic:pic xmlns:pic="http://schemas.openxmlformats.org/drawingml/2006/picture">
                   <pic:nvPicPr>
-                    <pic:cNvPr id="1848572633" name="Picture 1" descr="A screenshot of a phone&#10;&#10;AI-generated content may be incorrect."/>
+                    <pic:cNvPr id="1" name=""/>
                     <pic:cNvPicPr/>
                   </pic:nvPicPr>
                   <pic:blipFill>
@@ -4300,7 +4228,7 @@
                   <pic:spPr>
                     <a:xfrm>
                       <a:off x="0" y="0"/>
-                      <a:ext cx="2193298" cy="3518788"/>
+                      <a:ext cx="2581275" cy="4924425"/>
                     </a:xfrm>
                     <a:prstGeom prst="rect">
                       <a:avLst/>
@@ -4325,6 +4253,11 @@
     </w:p>
     <w:p>
       <w:pPr>
+        <w:spacing w:line="360" w:lineRule="auto"/>
+      </w:pPr>
+    </w:p>
+    <w:p>
+      <w:pPr>
         <w:pStyle w:val="Heading2"/>
         <w:spacing w:line="360" w:lineRule="auto"/>
         <w:rPr>
@@ -4354,10 +4287,10 @@
           <w:noProof/>
         </w:rPr>
         <w:drawing>
-          <wp:inline distT="0" distB="0" distL="0" distR="0" wp14:anchorId="5E519F4F" wp14:editId="7C5971D0">
-            <wp:extent cx="2552700" cy="4638675"/>
+          <wp:inline distT="0" distB="0" distL="0" distR="0" wp14:anchorId="1A440C4F" wp14:editId="3F98FD41">
+            <wp:extent cx="2628900" cy="4791075"/>
             <wp:effectExtent l="0" t="0" r="0" b="9525"/>
-            <wp:docPr id="7" name="Picture 7"/>
+            <wp:docPr id="18" name="Picture 18"/>
             <wp:cNvGraphicFramePr>
               <a:graphicFrameLocks xmlns:a="http://schemas.openxmlformats.org/drawingml/2006/main" noChangeAspect="1"/>
             </wp:cNvGraphicFramePr>
@@ -4377,7 +4310,7 @@
                   <pic:spPr>
                     <a:xfrm>
                       <a:off x="0" y="0"/>
-                      <a:ext cx="2552700" cy="4638675"/>
+                      <a:ext cx="2628900" cy="4791075"/>
                     </a:xfrm>
                     <a:prstGeom prst="rect">
                       <a:avLst/>
@@ -4421,10 +4354,10 @@
           <w:noProof/>
         </w:rPr>
         <w:drawing>
-          <wp:inline distT="0" distB="0" distL="0" distR="0" wp14:anchorId="35E20B9A" wp14:editId="3BE3EB36">
-            <wp:extent cx="2428875" cy="5000625"/>
-            <wp:effectExtent l="0" t="0" r="9525" b="9525"/>
-            <wp:docPr id="8" name="Picture 8"/>
+          <wp:inline distT="0" distB="0" distL="0" distR="0" wp14:anchorId="5DC63D77" wp14:editId="1930DEAA">
+            <wp:extent cx="2571750" cy="6581775"/>
+            <wp:effectExtent l="0" t="0" r="0" b="9525"/>
+            <wp:docPr id="19" name="Picture 19"/>
             <wp:cNvGraphicFramePr>
               <a:graphicFrameLocks xmlns:a="http://schemas.openxmlformats.org/drawingml/2006/main" noChangeAspect="1"/>
             </wp:cNvGraphicFramePr>
@@ -4444,7 +4377,7 @@
                   <pic:spPr>
                     <a:xfrm>
                       <a:off x="0" y="0"/>
-                      <a:ext cx="2428875" cy="5000625"/>
+                      <a:ext cx="2571750" cy="6581775"/>
                     </a:xfrm>
                     <a:prstGeom prst="rect">
                       <a:avLst/>
@@ -4456,6 +4389,12 @@
           </wp:inline>
         </w:drawing>
       </w:r>
+      <w:bookmarkStart w:id="14" w:name="_Toc197130517"/>
+    </w:p>
+    <w:p>
+      <w:pPr>
+        <w:spacing w:line="360" w:lineRule="auto"/>
+      </w:pPr>
     </w:p>
     <w:p>
       <w:pPr>
@@ -4467,505 +4406,27 @@
           <w:szCs w:val="32"/>
         </w:rPr>
       </w:pPr>
-      <w:bookmarkStart w:id="14" w:name="_Toc197130517"/>
-      <w:r>
-        <w:rPr>
-          <w:rFonts w:ascii="Times New Roman" w:hAnsi="Times New Roman" w:cs="Times New Roman"/>
-          <w:sz w:val="32"/>
-          <w:szCs w:val="32"/>
-        </w:rPr>
+      <w:r>
+        <w:rPr>
+          <w:rFonts w:ascii="Times New Roman" w:hAnsi="Times New Roman" w:cs="Times New Roman"/>
+          <w:sz w:val="32"/>
+          <w:szCs w:val="32"/>
+        </w:rPr>
+        <w:lastRenderedPageBreak/>
         <w:t>Sprint 6:</w:t>
       </w:r>
       <w:bookmarkEnd w:id="14"/>
     </w:p>
     <w:p>
-      <w:pPr>
-        <w:pStyle w:val="Heading1"/>
-        <w:spacing w:line="360" w:lineRule="auto"/>
-        <w:rPr>
-          <w:rFonts w:ascii="Times New Roman" w:eastAsia="Times New Roman" w:hAnsi="Times New Roman" w:cs="Times New Roman"/>
-          <w:color w:val="auto"/>
-        </w:rPr>
-      </w:pPr>
-      <w:bookmarkStart w:id="15" w:name="_Toc197130518"/>
-      <w:r>
-        <w:rPr>
-          <w:rFonts w:ascii="Times New Roman" w:eastAsia="Times New Roman" w:hAnsi="Times New Roman" w:cs="Times New Roman"/>
-          <w:color w:val="auto"/>
-        </w:rPr>
-        <w:t>Quality assurance:</w:t>
-      </w:r>
-      <w:bookmarkEnd w:id="15"/>
-    </w:p>
-    <w:p>
-      <w:pPr>
-        <w:spacing w:line="360" w:lineRule="auto"/>
-        <w:jc w:val="both"/>
-      </w:pPr>
-    </w:p>
-    <w:p>
-      <w:pPr>
-        <w:spacing w:line="360" w:lineRule="auto"/>
-        <w:jc w:val="both"/>
-        <w:rPr>
-          <w:rFonts w:ascii="Times New Roman" w:eastAsia="Times New Roman" w:hAnsi="Times New Roman" w:cs="Times New Roman"/>
-          <w:sz w:val="32"/>
-          <w:szCs w:val="32"/>
-        </w:rPr>
-      </w:pPr>
-      <w:r>
-        <w:rPr>
-          <w:rFonts w:ascii="Times New Roman" w:eastAsia="Times New Roman" w:hAnsi="Times New Roman" w:cs="Times New Roman"/>
-          <w:sz w:val="32"/>
-          <w:szCs w:val="32"/>
-        </w:rPr>
-        <w:t xml:space="preserve">To ensure the delivery of high quality of the list to go app, a user friendly to do list website, we implemented both automated and manual testing strategies on different parts of the project. The QA focuses on verifying that the core functionalities of the website are working as </w:t>
-      </w:r>
-      <w:r>
-        <w:rPr>
-          <w:rFonts w:ascii="Times New Roman" w:eastAsia="Times New Roman" w:hAnsi="Times New Roman" w:cs="Times New Roman"/>
-          <w:sz w:val="32"/>
-          <w:szCs w:val="32"/>
-        </w:rPr>
-        <w:t>expected and</w:t>
-      </w:r>
-      <w:r>
-        <w:rPr>
-          <w:rFonts w:ascii="Times New Roman" w:eastAsia="Times New Roman" w:hAnsi="Times New Roman" w:cs="Times New Roman"/>
-          <w:sz w:val="32"/>
-          <w:szCs w:val="32"/>
-        </w:rPr>
-        <w:t xml:space="preserve"> </w:t>
-      </w:r>
-      <w:r>
-        <w:rPr>
-          <w:rFonts w:ascii="Times New Roman" w:eastAsia="Times New Roman" w:hAnsi="Times New Roman" w:cs="Times New Roman"/>
-          <w:sz w:val="32"/>
-          <w:szCs w:val="32"/>
-        </w:rPr>
-        <w:lastRenderedPageBreak/>
-        <w:t xml:space="preserve">providing </w:t>
-      </w:r>
-      <w:r>
-        <w:rPr>
-          <w:rFonts w:ascii="Times New Roman" w:eastAsia="Times New Roman" w:hAnsi="Times New Roman" w:cs="Times New Roman"/>
-          <w:sz w:val="32"/>
-          <w:szCs w:val="32"/>
-        </w:rPr>
-        <w:t>optimal</w:t>
-      </w:r>
-      <w:r>
-        <w:rPr>
-          <w:rFonts w:ascii="Times New Roman" w:eastAsia="Times New Roman" w:hAnsi="Times New Roman" w:cs="Times New Roman"/>
-          <w:sz w:val="32"/>
-          <w:szCs w:val="32"/>
-        </w:rPr>
-        <w:t xml:space="preserve"> user experience. Our approach to QA involved multiple testing techniques throughout the development phase. Automated testing was used to ensure core functionality, while manual testing was used to ensure seamless user interaction. The testing strategy focused on key aspects of the list to go website, such as login, task creation, and account recovery.</w:t>
-      </w:r>
-    </w:p>
-    <w:p>
-      <w:pPr>
-        <w:spacing w:line="360" w:lineRule="auto"/>
-        <w:jc w:val="both"/>
-        <w:rPr>
-          <w:rFonts w:ascii="Times New Roman" w:eastAsia="Times New Roman" w:hAnsi="Times New Roman" w:cs="Times New Roman"/>
-          <w:sz w:val="32"/>
-          <w:szCs w:val="32"/>
-        </w:rPr>
-      </w:pPr>
-      <w:r>
-        <w:rPr>
-          <w:rFonts w:ascii="Times New Roman" w:eastAsia="Times New Roman" w:hAnsi="Times New Roman" w:cs="Times New Roman"/>
-          <w:sz w:val="32"/>
-          <w:szCs w:val="32"/>
-        </w:rPr>
-        <w:t>Types of QA Activities:</w:t>
-      </w:r>
-    </w:p>
-    <w:p>
-      <w:pPr>
-        <w:spacing w:line="360" w:lineRule="auto"/>
-        <w:jc w:val="both"/>
-        <w:rPr>
-          <w:rFonts w:ascii="Times New Roman" w:eastAsia="Times New Roman" w:hAnsi="Times New Roman" w:cs="Times New Roman"/>
-          <w:sz w:val="32"/>
-          <w:szCs w:val="32"/>
-        </w:rPr>
-      </w:pPr>
-      <w:r>
-        <w:rPr>
-          <w:rFonts w:ascii="Times New Roman" w:eastAsia="Times New Roman" w:hAnsi="Times New Roman" w:cs="Times New Roman"/>
-          <w:sz w:val="32"/>
-          <w:szCs w:val="32"/>
-        </w:rPr>
-        <w:t xml:space="preserve">Automated Testing: Automated test scripts were written and used for key </w:t>
-      </w:r>
-      <w:r>
-        <w:rPr>
-          <w:rFonts w:ascii="Times New Roman" w:eastAsia="Times New Roman" w:hAnsi="Times New Roman" w:cs="Times New Roman"/>
-          <w:sz w:val="32"/>
-          <w:szCs w:val="32"/>
-        </w:rPr>
-        <w:t>functionalities</w:t>
-      </w:r>
-      <w:r>
-        <w:rPr>
-          <w:rFonts w:ascii="Times New Roman" w:eastAsia="Times New Roman" w:hAnsi="Times New Roman" w:cs="Times New Roman"/>
-          <w:sz w:val="32"/>
-          <w:szCs w:val="32"/>
-        </w:rPr>
-        <w:t xml:space="preserve"> specifically:</w:t>
-      </w:r>
-    </w:p>
-    <w:p>
-      <w:pPr>
-        <w:spacing w:line="360" w:lineRule="auto"/>
-        <w:jc w:val="both"/>
-        <w:rPr>
-          <w:rFonts w:ascii="Times New Roman" w:eastAsia="Times New Roman" w:hAnsi="Times New Roman" w:cs="Times New Roman"/>
-          <w:sz w:val="32"/>
-          <w:szCs w:val="32"/>
-        </w:rPr>
-      </w:pPr>
-      <w:r>
-        <w:rPr>
-          <w:rFonts w:ascii="Times New Roman" w:eastAsia="Times New Roman" w:hAnsi="Times New Roman" w:cs="Times New Roman"/>
-          <w:sz w:val="32"/>
-          <w:szCs w:val="32"/>
-        </w:rPr>
-        <w:t>login: The login process was automated to ensure users could seamlessly access their accounts using valid credentials.</w:t>
-      </w:r>
-    </w:p>
-    <w:p>
-      <w:pPr>
-        <w:spacing w:line="360" w:lineRule="auto"/>
-        <w:jc w:val="both"/>
-        <w:rPr>
-          <w:rFonts w:ascii="Times New Roman" w:eastAsia="Times New Roman" w:hAnsi="Times New Roman" w:cs="Times New Roman"/>
-          <w:sz w:val="32"/>
-          <w:szCs w:val="32"/>
-        </w:rPr>
-      </w:pPr>
-      <w:r>
-        <w:rPr>
-          <w:rFonts w:ascii="Times New Roman" w:eastAsia="Times New Roman" w:hAnsi="Times New Roman" w:cs="Times New Roman"/>
-          <w:sz w:val="32"/>
-          <w:szCs w:val="32"/>
-        </w:rPr>
-        <w:t xml:space="preserve">Task Creation: Automated tests ensured </w:t>
-      </w:r>
-      <w:r>
-        <w:rPr>
-          <w:rFonts w:ascii="Times New Roman" w:eastAsia="Times New Roman" w:hAnsi="Times New Roman" w:cs="Times New Roman"/>
-          <w:sz w:val="32"/>
-          <w:szCs w:val="32"/>
-        </w:rPr>
-        <w:t>that</w:t>
-      </w:r>
-      <w:r>
-        <w:rPr>
-          <w:rFonts w:ascii="Times New Roman" w:eastAsia="Times New Roman" w:hAnsi="Times New Roman" w:cs="Times New Roman"/>
-          <w:sz w:val="32"/>
-          <w:szCs w:val="32"/>
-        </w:rPr>
-        <w:t xml:space="preserve"> tasks could be successfully added, including verifying through the database that all the values were stored correctly.</w:t>
-      </w:r>
-    </w:p>
-    <w:p>
-      <w:pPr>
-        <w:spacing w:line="360" w:lineRule="auto"/>
-        <w:jc w:val="both"/>
-        <w:rPr>
-          <w:rFonts w:ascii="Times New Roman" w:eastAsia="Times New Roman" w:hAnsi="Times New Roman" w:cs="Times New Roman"/>
-          <w:sz w:val="32"/>
-          <w:szCs w:val="32"/>
-        </w:rPr>
-      </w:pPr>
-      <w:r>
-        <w:rPr>
-          <w:rFonts w:ascii="Times New Roman" w:eastAsia="Times New Roman" w:hAnsi="Times New Roman" w:cs="Times New Roman"/>
-          <w:sz w:val="32"/>
-          <w:szCs w:val="32"/>
-        </w:rPr>
-        <w:t>Manual testing: Manual testing was used for tasks requiring user interaction, specifically:</w:t>
-      </w:r>
-    </w:p>
-    <w:p>
-      <w:pPr>
-        <w:spacing w:line="360" w:lineRule="auto"/>
-        <w:jc w:val="both"/>
-        <w:rPr>
-          <w:rFonts w:ascii="Times New Roman" w:eastAsia="Times New Roman" w:hAnsi="Times New Roman" w:cs="Times New Roman"/>
-          <w:sz w:val="32"/>
-          <w:szCs w:val="32"/>
-        </w:rPr>
-      </w:pPr>
-      <w:r>
-        <w:rPr>
-          <w:rFonts w:ascii="Times New Roman" w:eastAsia="Times New Roman" w:hAnsi="Times New Roman" w:cs="Times New Roman"/>
-          <w:sz w:val="32"/>
-          <w:szCs w:val="32"/>
-        </w:rPr>
-        <w:t>Login: The login process was tested manually to ensure that users can log in correctly and ensure that error handling measures were taken, and errors messages were shown.</w:t>
-      </w:r>
-    </w:p>
-    <w:p>
-      <w:pPr>
-        <w:spacing w:line="360" w:lineRule="auto"/>
-        <w:jc w:val="both"/>
-        <w:rPr>
-          <w:rFonts w:ascii="Times New Roman" w:eastAsia="Times New Roman" w:hAnsi="Times New Roman" w:cs="Times New Roman"/>
-          <w:sz w:val="32"/>
-          <w:szCs w:val="32"/>
-        </w:rPr>
-      </w:pPr>
-      <w:r>
-        <w:rPr>
-          <w:rFonts w:ascii="Times New Roman" w:eastAsia="Times New Roman" w:hAnsi="Times New Roman" w:cs="Times New Roman"/>
-          <w:sz w:val="32"/>
-          <w:szCs w:val="32"/>
-        </w:rPr>
-        <w:lastRenderedPageBreak/>
-        <w:t xml:space="preserve">Sign Up: The </w:t>
-      </w:r>
-      <w:r>
-        <w:rPr>
-          <w:rFonts w:ascii="Times New Roman" w:eastAsia="Times New Roman" w:hAnsi="Times New Roman" w:cs="Times New Roman"/>
-          <w:sz w:val="32"/>
-          <w:szCs w:val="32"/>
-        </w:rPr>
-        <w:t>sign-up</w:t>
-      </w:r>
-      <w:r>
-        <w:rPr>
-          <w:rFonts w:ascii="Times New Roman" w:eastAsia="Times New Roman" w:hAnsi="Times New Roman" w:cs="Times New Roman"/>
-          <w:sz w:val="32"/>
-          <w:szCs w:val="32"/>
-        </w:rPr>
-        <w:t xml:space="preserve"> process was also manually tested to ensure that new users could sign up easily and validation rules and error messages were implemented, and that the data was correctly stored in the database.</w:t>
-      </w:r>
-    </w:p>
-    <w:p>
-      <w:pPr>
-        <w:spacing w:line="360" w:lineRule="auto"/>
-        <w:jc w:val="both"/>
-        <w:rPr>
-          <w:rFonts w:ascii="Times New Roman" w:eastAsia="Times New Roman" w:hAnsi="Times New Roman" w:cs="Times New Roman"/>
-          <w:sz w:val="32"/>
-          <w:szCs w:val="32"/>
-        </w:rPr>
-      </w:pPr>
-      <w:r>
-        <w:rPr>
-          <w:rFonts w:ascii="Times New Roman" w:eastAsia="Times New Roman" w:hAnsi="Times New Roman" w:cs="Times New Roman"/>
-          <w:sz w:val="32"/>
-          <w:szCs w:val="32"/>
-        </w:rPr>
-        <w:t xml:space="preserve">Password Recovery: The password recovery process was also manually tested to ensure that the users could successfully reset their password through a code sent to an </w:t>
-      </w:r>
-      <w:r>
-        <w:rPr>
-          <w:rFonts w:ascii="Times New Roman" w:eastAsia="Times New Roman" w:hAnsi="Times New Roman" w:cs="Times New Roman"/>
-          <w:sz w:val="32"/>
-          <w:szCs w:val="32"/>
-        </w:rPr>
-        <w:t>input</w:t>
-      </w:r>
-      <w:r>
-        <w:rPr>
-          <w:rFonts w:ascii="Times New Roman" w:eastAsia="Times New Roman" w:hAnsi="Times New Roman" w:cs="Times New Roman"/>
-          <w:sz w:val="32"/>
-          <w:szCs w:val="32"/>
-        </w:rPr>
-        <w:t xml:space="preserve"> </w:t>
-      </w:r>
-      <w:r>
-        <w:rPr>
-          <w:rFonts w:ascii="Times New Roman" w:eastAsia="Times New Roman" w:hAnsi="Times New Roman" w:cs="Times New Roman"/>
-          <w:sz w:val="32"/>
-          <w:szCs w:val="32"/>
-        </w:rPr>
-        <w:t>email and</w:t>
-      </w:r>
-      <w:r>
-        <w:rPr>
-          <w:rFonts w:ascii="Times New Roman" w:eastAsia="Times New Roman" w:hAnsi="Times New Roman" w:cs="Times New Roman"/>
-          <w:sz w:val="32"/>
-          <w:szCs w:val="32"/>
-        </w:rPr>
-        <w:t xml:space="preserve"> observed the new password change in the database.</w:t>
-      </w:r>
-    </w:p>
-    <w:p>
-      <w:pPr>
-        <w:spacing w:line="360" w:lineRule="auto"/>
-        <w:jc w:val="both"/>
-        <w:rPr>
-          <w:rFonts w:ascii="Times New Roman" w:eastAsia="Times New Roman" w:hAnsi="Times New Roman" w:cs="Times New Roman"/>
-          <w:sz w:val="32"/>
-          <w:szCs w:val="32"/>
-        </w:rPr>
-      </w:pPr>
-    </w:p>
-    <w:p>
-      <w:pPr>
-        <w:spacing w:line="360" w:lineRule="auto"/>
-        <w:jc w:val="both"/>
-        <w:rPr>
-          <w:rFonts w:ascii="Times New Roman" w:eastAsia="Times New Roman" w:hAnsi="Times New Roman" w:cs="Times New Roman"/>
-          <w:sz w:val="32"/>
-          <w:szCs w:val="32"/>
-        </w:rPr>
-      </w:pPr>
-      <w:r>
-        <w:rPr>
-          <w:rFonts w:ascii="Times New Roman" w:eastAsia="Times New Roman" w:hAnsi="Times New Roman" w:cs="Times New Roman"/>
-          <w:sz w:val="32"/>
-          <w:szCs w:val="32"/>
-        </w:rPr>
-        <w:t>Testing Techniques</w:t>
-      </w:r>
-    </w:p>
-    <w:p>
-      <w:pPr>
-        <w:spacing w:line="360" w:lineRule="auto"/>
-        <w:jc w:val="both"/>
-        <w:rPr>
-          <w:rFonts w:ascii="Times New Roman" w:eastAsia="Times New Roman" w:hAnsi="Times New Roman" w:cs="Times New Roman"/>
-          <w:sz w:val="32"/>
-          <w:szCs w:val="32"/>
-        </w:rPr>
-      </w:pPr>
-      <w:r>
-        <w:rPr>
-          <w:rFonts w:ascii="Times New Roman" w:eastAsia="Times New Roman" w:hAnsi="Times New Roman" w:cs="Times New Roman"/>
-          <w:sz w:val="32"/>
-          <w:szCs w:val="32"/>
-        </w:rPr>
-        <w:t>Unit Testing: Automated script tests were written to verify the core functionalities of the website.</w:t>
-      </w:r>
-    </w:p>
-    <w:p>
-      <w:pPr>
-        <w:spacing w:line="360" w:lineRule="auto"/>
-        <w:jc w:val="both"/>
-        <w:rPr>
-          <w:rFonts w:ascii="Times New Roman" w:eastAsia="Times New Roman" w:hAnsi="Times New Roman" w:cs="Times New Roman"/>
-          <w:sz w:val="32"/>
-          <w:szCs w:val="32"/>
-        </w:rPr>
-      </w:pPr>
-      <w:r>
-        <w:rPr>
-          <w:rFonts w:ascii="Times New Roman" w:eastAsia="Times New Roman" w:hAnsi="Times New Roman" w:cs="Times New Roman"/>
-          <w:sz w:val="32"/>
-          <w:szCs w:val="32"/>
-        </w:rPr>
-        <w:t>Integration Testing: Using Postman during the development phase, backend API endpoints were test</w:t>
-      </w:r>
-      <w:r>
-        <w:rPr>
-          <w:rFonts w:ascii="Times New Roman" w:eastAsia="Times New Roman" w:hAnsi="Times New Roman" w:cs="Times New Roman"/>
-          <w:sz w:val="32"/>
-          <w:szCs w:val="32"/>
-        </w:rPr>
-        <w:t>ed</w:t>
-      </w:r>
-      <w:r>
-        <w:rPr>
-          <w:rFonts w:ascii="Times New Roman" w:eastAsia="Times New Roman" w:hAnsi="Times New Roman" w:cs="Times New Roman"/>
-          <w:sz w:val="32"/>
-          <w:szCs w:val="32"/>
-        </w:rPr>
-        <w:t xml:space="preserve"> to ensure correct operation and response. This helped verify the backend logic was operating correctly before connecting to the frontend.</w:t>
-      </w:r>
-    </w:p>
-    <w:p>
-      <w:pPr>
-        <w:spacing w:line="360" w:lineRule="auto"/>
-        <w:jc w:val="both"/>
-        <w:rPr>
-          <w:rFonts w:ascii="Times New Roman" w:eastAsia="Times New Roman" w:hAnsi="Times New Roman" w:cs="Times New Roman"/>
-          <w:sz w:val="32"/>
-          <w:szCs w:val="32"/>
-        </w:rPr>
-      </w:pPr>
-      <w:r>
-        <w:rPr>
-          <w:rFonts w:ascii="Times New Roman" w:eastAsia="Times New Roman" w:hAnsi="Times New Roman" w:cs="Times New Roman"/>
-          <w:sz w:val="32"/>
-          <w:szCs w:val="32"/>
-        </w:rPr>
-        <w:t>Functional Testing: Functional testing was also implemented to ensure that all the core features of the website operated correctly according to their specified requirements. The testing covered both frontend and backend interactions to confirm the user actions were handled correctly.</w:t>
-      </w:r>
-    </w:p>
-    <w:p>
-      <w:pPr>
-        <w:spacing w:line="360" w:lineRule="auto"/>
-        <w:jc w:val="both"/>
-        <w:rPr>
-          <w:rFonts w:ascii="Times New Roman" w:eastAsia="Times New Roman" w:hAnsi="Times New Roman" w:cs="Times New Roman"/>
-          <w:sz w:val="32"/>
-          <w:szCs w:val="32"/>
-        </w:rPr>
-      </w:pPr>
-    </w:p>
-    <w:p>
-      <w:pPr>
-        <w:pStyle w:val="Heading1"/>
-        <w:spacing w:line="360" w:lineRule="auto"/>
-        <w:rPr>
-          <w:rFonts w:ascii="Times New Roman" w:eastAsia="Times New Roman" w:hAnsi="Times New Roman" w:cs="Times New Roman"/>
-          <w:color w:val="auto"/>
-        </w:rPr>
-      </w:pPr>
-      <w:bookmarkStart w:id="16" w:name="_Toc197130519"/>
-      <w:r>
-        <w:rPr>
-          <w:rFonts w:ascii="Times New Roman" w:eastAsia="Times New Roman" w:hAnsi="Times New Roman" w:cs="Times New Roman"/>
-          <w:color w:val="auto"/>
-        </w:rPr>
-        <w:lastRenderedPageBreak/>
-        <w:t>Diagrams:</w:t>
-      </w:r>
-      <w:bookmarkEnd w:id="16"/>
-    </w:p>
-    <w:p>
-      <w:pPr>
-        <w:spacing w:line="360" w:lineRule="auto"/>
-        <w:rPr>
-          <w:rFonts w:ascii="Arial" w:hAnsi="Arial" w:cs="Arial"/>
-          <w:sz w:val="32"/>
-          <w:szCs w:val="32"/>
-        </w:rPr>
-      </w:pPr>
-      <w:r>
-        <w:rPr>
-          <w:rFonts w:ascii="Arial" w:hAnsi="Arial" w:cs="Arial"/>
-          <w:sz w:val="32"/>
-          <w:szCs w:val="32"/>
-        </w:rPr>
-        <w:t>Use case Diagram:</w:t>
-      </w:r>
-    </w:p>
-    <w:p>
-      <w:pPr>
-        <w:spacing w:line="360" w:lineRule="auto"/>
-        <w:rPr>
-          <w:rFonts w:ascii="Arial" w:hAnsi="Arial" w:cs="Arial"/>
-          <w:sz w:val="28"/>
-          <w:szCs w:val="28"/>
-        </w:rPr>
-      </w:pPr>
       <w:r>
         <w:rPr>
           <w:noProof/>
         </w:rPr>
         <w:drawing>
-          <wp:inline distT="0" distB="0" distL="0" distR="0" wp14:anchorId="46E4C253" wp14:editId="4339D159">
-            <wp:extent cx="5943600" cy="4881880"/>
-            <wp:effectExtent l="0" t="0" r="0" b="0"/>
-            <wp:docPr id="2" name="Picture 2"/>
+          <wp:inline distT="0" distB="0" distL="0" distR="0" wp14:anchorId="7A2B3FDE" wp14:editId="683E2F91">
+            <wp:extent cx="2552700" cy="2828925"/>
+            <wp:effectExtent l="0" t="0" r="0" b="9525"/>
+            <wp:docPr id="20" name="Picture 20"/>
             <wp:cNvGraphicFramePr>
               <a:graphicFrameLocks xmlns:a="http://schemas.openxmlformats.org/drawingml/2006/main" noChangeAspect="1"/>
             </wp:cNvGraphicFramePr>
@@ -4985,7 +4446,7 @@
                   <pic:spPr>
                     <a:xfrm>
                       <a:off x="0" y="0"/>
-                      <a:ext cx="5943600" cy="4881880"/>
+                      <a:ext cx="2552700" cy="2828925"/>
                     </a:xfrm>
                     <a:prstGeom prst="rect">
                       <a:avLst/>
@@ -4997,24 +4458,661 @@
           </wp:inline>
         </w:drawing>
       </w:r>
-      <w:r>
+    </w:p>
+    <w:p/>
+    <w:p/>
+    <w:p/>
+    <w:p/>
+    <w:p/>
+    <w:p/>
+    <w:p/>
+    <w:p/>
+    <w:p/>
+    <w:p/>
+    <w:p/>
+    <w:p/>
+    <w:p/>
+    <w:p/>
+    <w:p/>
+    <w:p/>
+    <w:p/>
+    <w:p>
+      <w:pPr>
+        <w:pStyle w:val="Heading1"/>
+        <w:spacing w:line="360" w:lineRule="auto"/>
+        <w:rPr>
+          <w:rFonts w:ascii="Times New Roman" w:eastAsia="Times New Roman" w:hAnsi="Times New Roman" w:cs="Times New Roman"/>
+          <w:color w:val="auto"/>
+        </w:rPr>
+      </w:pPr>
+      <w:bookmarkStart w:id="15" w:name="_Toc197130518"/>
+      <w:r>
+        <w:rPr>
+          <w:rFonts w:ascii="Times New Roman" w:eastAsia="Times New Roman" w:hAnsi="Times New Roman" w:cs="Times New Roman"/>
+          <w:color w:val="auto"/>
+        </w:rPr>
+        <w:lastRenderedPageBreak/>
+        <w:t>Quality assurance:</w:t>
+      </w:r>
+      <w:bookmarkEnd w:id="15"/>
+    </w:p>
+    <w:p>
+      <w:pPr>
+        <w:spacing w:line="360" w:lineRule="auto"/>
+        <w:jc w:val="both"/>
+      </w:pPr>
+    </w:p>
+    <w:p>
+      <w:pPr>
+        <w:spacing w:line="360" w:lineRule="auto"/>
+        <w:jc w:val="both"/>
+        <w:rPr>
+          <w:rFonts w:ascii="Times New Roman" w:eastAsia="Times New Roman" w:hAnsi="Times New Roman" w:cs="Times New Roman"/>
+          <w:sz w:val="32"/>
+          <w:szCs w:val="32"/>
+        </w:rPr>
+      </w:pPr>
+      <w:r>
+        <w:rPr>
+          <w:rFonts w:ascii="Times New Roman" w:eastAsia="Times New Roman" w:hAnsi="Times New Roman" w:cs="Times New Roman"/>
+          <w:sz w:val="32"/>
+          <w:szCs w:val="32"/>
+        </w:rPr>
+        <w:t xml:space="preserve">To ensure the delivery of high quality of the list to go app, a user friendly to do list website, we implemented both automated and manual testing strategies on different parts of the project. The QA focuses on verifying that the core functionalities of the website are working as </w:t>
+      </w:r>
+      <w:r>
+        <w:rPr>
+          <w:rFonts w:ascii="Times New Roman" w:eastAsia="Times New Roman" w:hAnsi="Times New Roman" w:cs="Times New Roman"/>
+          <w:sz w:val="32"/>
+          <w:szCs w:val="32"/>
+        </w:rPr>
+        <w:t>expected and</w:t>
+      </w:r>
+      <w:r>
+        <w:rPr>
+          <w:rFonts w:ascii="Times New Roman" w:eastAsia="Times New Roman" w:hAnsi="Times New Roman" w:cs="Times New Roman"/>
+          <w:sz w:val="32"/>
+          <w:szCs w:val="32"/>
+        </w:rPr>
+        <w:t xml:space="preserve"> providing </w:t>
+      </w:r>
+      <w:r>
+        <w:rPr>
+          <w:rFonts w:ascii="Times New Roman" w:eastAsia="Times New Roman" w:hAnsi="Times New Roman" w:cs="Times New Roman"/>
+          <w:sz w:val="32"/>
+          <w:szCs w:val="32"/>
+        </w:rPr>
+        <w:t>optimal</w:t>
+      </w:r>
+      <w:r>
+        <w:rPr>
+          <w:rFonts w:ascii="Times New Roman" w:eastAsia="Times New Roman" w:hAnsi="Times New Roman" w:cs="Times New Roman"/>
+          <w:sz w:val="32"/>
+          <w:szCs w:val="32"/>
+        </w:rPr>
+        <w:t xml:space="preserve"> user experience. Our approach to QA involved multiple testing techniques throughout the development phase. Automated testing was used to ensure core functionality, while manual testing was used to ensure seamless user interaction. The testing strategy focused on key aspects of the list to go website, such as login, task creation, and account recovery.</w:t>
+      </w:r>
+    </w:p>
+    <w:p>
+      <w:pPr>
+        <w:spacing w:line="360" w:lineRule="auto"/>
+        <w:jc w:val="both"/>
+        <w:rPr>
+          <w:rFonts w:ascii="Times New Roman" w:eastAsia="Times New Roman" w:hAnsi="Times New Roman" w:cs="Times New Roman"/>
+          <w:sz w:val="32"/>
+          <w:szCs w:val="32"/>
+        </w:rPr>
+      </w:pPr>
+      <w:r>
+        <w:rPr>
+          <w:rFonts w:ascii="Times New Roman" w:eastAsia="Times New Roman" w:hAnsi="Times New Roman" w:cs="Times New Roman"/>
+          <w:sz w:val="32"/>
+          <w:szCs w:val="32"/>
+        </w:rPr>
+        <w:t>Types of QA Activities:</w:t>
+      </w:r>
+    </w:p>
+    <w:p>
+      <w:pPr>
+        <w:spacing w:line="360" w:lineRule="auto"/>
+        <w:jc w:val="both"/>
+        <w:rPr>
+          <w:rFonts w:ascii="Times New Roman" w:eastAsia="Times New Roman" w:hAnsi="Times New Roman" w:cs="Times New Roman"/>
+          <w:sz w:val="32"/>
+          <w:szCs w:val="32"/>
+        </w:rPr>
+      </w:pPr>
+      <w:r>
+        <w:rPr>
+          <w:rFonts w:ascii="Times New Roman" w:eastAsia="Times New Roman" w:hAnsi="Times New Roman" w:cs="Times New Roman"/>
+          <w:sz w:val="32"/>
+          <w:szCs w:val="32"/>
+        </w:rPr>
+        <w:t xml:space="preserve">Automated Testing: Automated test scripts were written and used for key </w:t>
+      </w:r>
+      <w:r>
+        <w:rPr>
+          <w:rFonts w:ascii="Times New Roman" w:eastAsia="Times New Roman" w:hAnsi="Times New Roman" w:cs="Times New Roman"/>
+          <w:sz w:val="32"/>
+          <w:szCs w:val="32"/>
+        </w:rPr>
+        <w:t>functionalities</w:t>
+      </w:r>
+      <w:r>
+        <w:rPr>
+          <w:rFonts w:ascii="Times New Roman" w:eastAsia="Times New Roman" w:hAnsi="Times New Roman" w:cs="Times New Roman"/>
+          <w:sz w:val="32"/>
+          <w:szCs w:val="32"/>
+        </w:rPr>
+        <w:t xml:space="preserve"> specifically:</w:t>
+      </w:r>
+    </w:p>
+    <w:p>
+      <w:pPr>
+        <w:spacing w:line="360" w:lineRule="auto"/>
+        <w:jc w:val="both"/>
+        <w:rPr>
+          <w:rFonts w:ascii="Times New Roman" w:eastAsia="Times New Roman" w:hAnsi="Times New Roman" w:cs="Times New Roman"/>
+          <w:sz w:val="32"/>
+          <w:szCs w:val="32"/>
+        </w:rPr>
+      </w:pPr>
+      <w:r>
+        <w:rPr>
+          <w:rFonts w:ascii="Times New Roman" w:eastAsia="Times New Roman" w:hAnsi="Times New Roman" w:cs="Times New Roman"/>
+          <w:sz w:val="32"/>
+          <w:szCs w:val="32"/>
+        </w:rPr>
+        <w:t>login: The login process was automated to ensure users could seamlessly access their accounts using valid credentials.</w:t>
+      </w:r>
+    </w:p>
+    <w:p>
+      <w:pPr>
+        <w:spacing w:line="360" w:lineRule="auto"/>
+        <w:jc w:val="both"/>
+        <w:rPr>
+          <w:rFonts w:ascii="Times New Roman" w:eastAsia="Times New Roman" w:hAnsi="Times New Roman" w:cs="Times New Roman"/>
+          <w:sz w:val="32"/>
+          <w:szCs w:val="32"/>
+        </w:rPr>
+      </w:pPr>
+      <w:r>
+        <w:rPr>
+          <w:rFonts w:ascii="Times New Roman" w:eastAsia="Times New Roman" w:hAnsi="Times New Roman" w:cs="Times New Roman"/>
+          <w:sz w:val="32"/>
+          <w:szCs w:val="32"/>
+        </w:rPr>
+        <w:t xml:space="preserve">Task Creation: Automated tests ensured </w:t>
+      </w:r>
+      <w:r>
+        <w:rPr>
+          <w:rFonts w:ascii="Times New Roman" w:eastAsia="Times New Roman" w:hAnsi="Times New Roman" w:cs="Times New Roman"/>
+          <w:sz w:val="32"/>
+          <w:szCs w:val="32"/>
+        </w:rPr>
+        <w:t>that</w:t>
+      </w:r>
+      <w:r>
+        <w:rPr>
+          <w:rFonts w:ascii="Times New Roman" w:eastAsia="Times New Roman" w:hAnsi="Times New Roman" w:cs="Times New Roman"/>
+          <w:sz w:val="32"/>
+          <w:szCs w:val="32"/>
+        </w:rPr>
+        <w:t xml:space="preserve"> tasks could be successfully added, including verifying through the database that all the values were stored correctly.</w:t>
+      </w:r>
+    </w:p>
+    <w:p>
+      <w:pPr>
+        <w:spacing w:line="360" w:lineRule="auto"/>
+        <w:jc w:val="both"/>
+        <w:rPr>
+          <w:rFonts w:ascii="Times New Roman" w:eastAsia="Times New Roman" w:hAnsi="Times New Roman" w:cs="Times New Roman"/>
+          <w:sz w:val="32"/>
+          <w:szCs w:val="32"/>
+        </w:rPr>
+      </w:pPr>
+      <w:r>
+        <w:rPr>
+          <w:rFonts w:ascii="Times New Roman" w:eastAsia="Times New Roman" w:hAnsi="Times New Roman" w:cs="Times New Roman"/>
+          <w:sz w:val="32"/>
+          <w:szCs w:val="32"/>
+        </w:rPr>
+        <w:t>Manual testing: Manual testing was used for tasks requiring user interaction, specifically:</w:t>
+      </w:r>
+    </w:p>
+    <w:p>
+      <w:pPr>
+        <w:spacing w:line="360" w:lineRule="auto"/>
+        <w:jc w:val="both"/>
+        <w:rPr>
+          <w:rFonts w:ascii="Times New Roman" w:eastAsia="Times New Roman" w:hAnsi="Times New Roman" w:cs="Times New Roman"/>
+          <w:sz w:val="32"/>
+          <w:szCs w:val="32"/>
+        </w:rPr>
+      </w:pPr>
+      <w:r>
+        <w:rPr>
+          <w:rFonts w:ascii="Times New Roman" w:eastAsia="Times New Roman" w:hAnsi="Times New Roman" w:cs="Times New Roman"/>
+          <w:sz w:val="32"/>
+          <w:szCs w:val="32"/>
+        </w:rPr>
+        <w:lastRenderedPageBreak/>
+        <w:t>Login: The login process was tested manually to ensure that users can log in correctly and ensure that error handling measures were taken, and errors messages were shown.</w:t>
+      </w:r>
+    </w:p>
+    <w:p>
+      <w:pPr>
+        <w:spacing w:line="360" w:lineRule="auto"/>
+        <w:jc w:val="both"/>
+        <w:rPr>
+          <w:rFonts w:ascii="Times New Roman" w:eastAsia="Times New Roman" w:hAnsi="Times New Roman" w:cs="Times New Roman"/>
+          <w:sz w:val="32"/>
+          <w:szCs w:val="32"/>
+        </w:rPr>
+      </w:pPr>
+      <w:r>
+        <w:rPr>
+          <w:rFonts w:ascii="Times New Roman" w:eastAsia="Times New Roman" w:hAnsi="Times New Roman" w:cs="Times New Roman"/>
+          <w:sz w:val="32"/>
+          <w:szCs w:val="32"/>
+        </w:rPr>
+        <w:t xml:space="preserve">Sign Up: The </w:t>
+      </w:r>
+      <w:r>
+        <w:rPr>
+          <w:rFonts w:ascii="Times New Roman" w:eastAsia="Times New Roman" w:hAnsi="Times New Roman" w:cs="Times New Roman"/>
+          <w:sz w:val="32"/>
+          <w:szCs w:val="32"/>
+        </w:rPr>
+        <w:t>sign-up</w:t>
+      </w:r>
+      <w:r>
+        <w:rPr>
+          <w:rFonts w:ascii="Times New Roman" w:eastAsia="Times New Roman" w:hAnsi="Times New Roman" w:cs="Times New Roman"/>
+          <w:sz w:val="32"/>
+          <w:szCs w:val="32"/>
+        </w:rPr>
+        <w:t xml:space="preserve"> process was also manually tested to ensure that new users could sign up easily and validation rules and error messages were implemented, and that the data was correctly stored in the database.</w:t>
+      </w:r>
+    </w:p>
+    <w:p>
+      <w:pPr>
+        <w:spacing w:line="360" w:lineRule="auto"/>
+        <w:jc w:val="both"/>
+        <w:rPr>
+          <w:rFonts w:ascii="Times New Roman" w:eastAsia="Times New Roman" w:hAnsi="Times New Roman" w:cs="Times New Roman"/>
+          <w:sz w:val="32"/>
+          <w:szCs w:val="32"/>
+        </w:rPr>
+      </w:pPr>
+      <w:r>
+        <w:rPr>
+          <w:rFonts w:ascii="Times New Roman" w:eastAsia="Times New Roman" w:hAnsi="Times New Roman" w:cs="Times New Roman"/>
+          <w:sz w:val="32"/>
+          <w:szCs w:val="32"/>
+        </w:rPr>
+        <w:t xml:space="preserve">Password Recovery: The password recovery process was also manually tested to ensure that the users could successfully reset their password through a code sent to an </w:t>
+      </w:r>
+      <w:r>
+        <w:rPr>
+          <w:rFonts w:ascii="Times New Roman" w:eastAsia="Times New Roman" w:hAnsi="Times New Roman" w:cs="Times New Roman"/>
+          <w:sz w:val="32"/>
+          <w:szCs w:val="32"/>
+        </w:rPr>
+        <w:t>input</w:t>
+      </w:r>
+      <w:r>
+        <w:rPr>
+          <w:rFonts w:ascii="Times New Roman" w:eastAsia="Times New Roman" w:hAnsi="Times New Roman" w:cs="Times New Roman"/>
+          <w:sz w:val="32"/>
+          <w:szCs w:val="32"/>
+        </w:rPr>
+        <w:t xml:space="preserve"> </w:t>
+      </w:r>
+      <w:r>
+        <w:rPr>
+          <w:rFonts w:ascii="Times New Roman" w:eastAsia="Times New Roman" w:hAnsi="Times New Roman" w:cs="Times New Roman"/>
+          <w:sz w:val="32"/>
+          <w:szCs w:val="32"/>
+        </w:rPr>
+        <w:t>email and</w:t>
+      </w:r>
+      <w:r>
+        <w:rPr>
+          <w:rFonts w:ascii="Times New Roman" w:eastAsia="Times New Roman" w:hAnsi="Times New Roman" w:cs="Times New Roman"/>
+          <w:sz w:val="32"/>
+          <w:szCs w:val="32"/>
+        </w:rPr>
+        <w:t xml:space="preserve"> observed the new password change in the database.</w:t>
+      </w:r>
+    </w:p>
+    <w:p>
+      <w:pPr>
+        <w:spacing w:line="360" w:lineRule="auto"/>
+        <w:jc w:val="both"/>
+        <w:rPr>
+          <w:rFonts w:ascii="Times New Roman" w:eastAsia="Times New Roman" w:hAnsi="Times New Roman" w:cs="Times New Roman"/>
+          <w:sz w:val="32"/>
+          <w:szCs w:val="32"/>
+        </w:rPr>
+      </w:pPr>
+    </w:p>
+    <w:p>
+      <w:pPr>
+        <w:spacing w:line="360" w:lineRule="auto"/>
+        <w:jc w:val="both"/>
+        <w:rPr>
+          <w:rFonts w:ascii="Times New Roman" w:eastAsia="Times New Roman" w:hAnsi="Times New Roman" w:cs="Times New Roman"/>
+          <w:sz w:val="32"/>
+          <w:szCs w:val="32"/>
+        </w:rPr>
+      </w:pPr>
+      <w:r>
+        <w:rPr>
+          <w:rFonts w:ascii="Times New Roman" w:eastAsia="Times New Roman" w:hAnsi="Times New Roman" w:cs="Times New Roman"/>
+          <w:sz w:val="32"/>
+          <w:szCs w:val="32"/>
+        </w:rPr>
+        <w:t>Testing Techniques</w:t>
+      </w:r>
+    </w:p>
+    <w:p>
+      <w:pPr>
+        <w:spacing w:line="360" w:lineRule="auto"/>
+        <w:jc w:val="both"/>
+        <w:rPr>
+          <w:rFonts w:ascii="Times New Roman" w:eastAsia="Times New Roman" w:hAnsi="Times New Roman" w:cs="Times New Roman"/>
+          <w:sz w:val="32"/>
+          <w:szCs w:val="32"/>
+        </w:rPr>
+      </w:pPr>
+      <w:r>
+        <w:rPr>
+          <w:rFonts w:ascii="Times New Roman" w:eastAsia="Times New Roman" w:hAnsi="Times New Roman" w:cs="Times New Roman"/>
+          <w:sz w:val="32"/>
+          <w:szCs w:val="32"/>
+        </w:rPr>
+        <w:t>Unit Testing: Automated script tests were written to verify the core functionalities of the website.</w:t>
+      </w:r>
+    </w:p>
+    <w:p>
+      <w:pPr>
+        <w:spacing w:line="360" w:lineRule="auto"/>
+        <w:jc w:val="both"/>
+        <w:rPr>
+          <w:rFonts w:ascii="Times New Roman" w:eastAsia="Times New Roman" w:hAnsi="Times New Roman" w:cs="Times New Roman"/>
+          <w:sz w:val="32"/>
+          <w:szCs w:val="32"/>
+        </w:rPr>
+      </w:pPr>
+      <w:r>
+        <w:rPr>
+          <w:rFonts w:ascii="Times New Roman" w:eastAsia="Times New Roman" w:hAnsi="Times New Roman" w:cs="Times New Roman"/>
+          <w:sz w:val="32"/>
+          <w:szCs w:val="32"/>
+        </w:rPr>
+        <w:t>Integration Testing: Using Postman during the development phase, backend API endpoints were test</w:t>
+      </w:r>
+      <w:r>
+        <w:rPr>
+          <w:rFonts w:ascii="Times New Roman" w:eastAsia="Times New Roman" w:hAnsi="Times New Roman" w:cs="Times New Roman"/>
+          <w:sz w:val="32"/>
+          <w:szCs w:val="32"/>
+        </w:rPr>
+        <w:t>ed</w:t>
+      </w:r>
+      <w:r>
+        <w:rPr>
+          <w:rFonts w:ascii="Times New Roman" w:eastAsia="Times New Roman" w:hAnsi="Times New Roman" w:cs="Times New Roman"/>
+          <w:sz w:val="32"/>
+          <w:szCs w:val="32"/>
+        </w:rPr>
+        <w:t xml:space="preserve"> to ensure correct operation and response. This helped verify the backend logic was operating correctly before connecting to the frontend.</w:t>
+      </w:r>
+    </w:p>
+    <w:p>
+      <w:pPr>
+        <w:spacing w:line="360" w:lineRule="auto"/>
+        <w:jc w:val="both"/>
+        <w:rPr>
+          <w:rFonts w:ascii="Times New Roman" w:eastAsia="Times New Roman" w:hAnsi="Times New Roman" w:cs="Times New Roman"/>
+          <w:sz w:val="32"/>
+          <w:szCs w:val="32"/>
+        </w:rPr>
+      </w:pPr>
+      <w:r>
+        <w:rPr>
+          <w:rFonts w:ascii="Times New Roman" w:eastAsia="Times New Roman" w:hAnsi="Times New Roman" w:cs="Times New Roman"/>
+          <w:sz w:val="32"/>
+          <w:szCs w:val="32"/>
+        </w:rPr>
+        <w:t xml:space="preserve">Functional Testing: Functional testing was also implemented to ensure that all the core features of the website operated correctly according to </w:t>
+      </w:r>
+      <w:r>
+        <w:rPr>
+          <w:rFonts w:ascii="Times New Roman" w:eastAsia="Times New Roman" w:hAnsi="Times New Roman" w:cs="Times New Roman"/>
+          <w:sz w:val="32"/>
+          <w:szCs w:val="32"/>
+        </w:rPr>
+        <w:lastRenderedPageBreak/>
+        <w:t>their specified requirements. The testing covered both frontend and backend interactions to confirm the user actions were handled correctly.</w:t>
+      </w:r>
+    </w:p>
+    <w:p>
+      <w:pPr>
+        <w:spacing w:line="360" w:lineRule="auto"/>
+        <w:jc w:val="both"/>
+        <w:rPr>
+          <w:rFonts w:ascii="Times New Roman" w:eastAsia="Times New Roman" w:hAnsi="Times New Roman" w:cs="Times New Roman"/>
+          <w:sz w:val="32"/>
+          <w:szCs w:val="32"/>
+        </w:rPr>
+      </w:pPr>
+    </w:p>
+    <w:p>
+      <w:pPr>
+        <w:spacing w:line="360" w:lineRule="auto"/>
+        <w:jc w:val="both"/>
+        <w:rPr>
+          <w:rFonts w:ascii="Times New Roman" w:eastAsia="Times New Roman" w:hAnsi="Times New Roman" w:cs="Times New Roman"/>
+          <w:sz w:val="32"/>
+          <w:szCs w:val="32"/>
+        </w:rPr>
+      </w:pPr>
+    </w:p>
+    <w:p>
+      <w:pPr>
+        <w:spacing w:line="360" w:lineRule="auto"/>
+        <w:jc w:val="both"/>
+        <w:rPr>
+          <w:rFonts w:ascii="Times New Roman" w:eastAsia="Times New Roman" w:hAnsi="Times New Roman" w:cs="Times New Roman"/>
+          <w:sz w:val="32"/>
+          <w:szCs w:val="32"/>
+        </w:rPr>
+      </w:pPr>
+    </w:p>
+    <w:p>
+      <w:pPr>
+        <w:spacing w:line="360" w:lineRule="auto"/>
+        <w:jc w:val="both"/>
+        <w:rPr>
+          <w:rFonts w:ascii="Times New Roman" w:eastAsia="Times New Roman" w:hAnsi="Times New Roman" w:cs="Times New Roman"/>
+          <w:sz w:val="32"/>
+          <w:szCs w:val="32"/>
+        </w:rPr>
+      </w:pPr>
+    </w:p>
+    <w:p>
+      <w:pPr>
+        <w:spacing w:line="360" w:lineRule="auto"/>
+        <w:jc w:val="both"/>
+        <w:rPr>
+          <w:rFonts w:ascii="Times New Roman" w:eastAsia="Times New Roman" w:hAnsi="Times New Roman" w:cs="Times New Roman"/>
+          <w:sz w:val="32"/>
+          <w:szCs w:val="32"/>
+        </w:rPr>
+      </w:pPr>
+    </w:p>
+    <w:p>
+      <w:pPr>
+        <w:spacing w:line="360" w:lineRule="auto"/>
+        <w:jc w:val="both"/>
+        <w:rPr>
+          <w:rFonts w:ascii="Times New Roman" w:eastAsia="Times New Roman" w:hAnsi="Times New Roman" w:cs="Times New Roman"/>
+          <w:sz w:val="32"/>
+          <w:szCs w:val="32"/>
+        </w:rPr>
+      </w:pPr>
+    </w:p>
+    <w:p>
+      <w:pPr>
+        <w:spacing w:line="360" w:lineRule="auto"/>
+        <w:jc w:val="both"/>
+        <w:rPr>
+          <w:rFonts w:ascii="Times New Roman" w:eastAsia="Times New Roman" w:hAnsi="Times New Roman" w:cs="Times New Roman"/>
+          <w:sz w:val="32"/>
+          <w:szCs w:val="32"/>
+        </w:rPr>
+      </w:pPr>
+    </w:p>
+    <w:p>
+      <w:pPr>
+        <w:spacing w:line="360" w:lineRule="auto"/>
+        <w:jc w:val="both"/>
+        <w:rPr>
+          <w:rFonts w:ascii="Times New Roman" w:eastAsia="Times New Roman" w:hAnsi="Times New Roman" w:cs="Times New Roman"/>
+          <w:sz w:val="32"/>
+          <w:szCs w:val="32"/>
+        </w:rPr>
+      </w:pPr>
+    </w:p>
+    <w:p>
+      <w:pPr>
+        <w:spacing w:line="360" w:lineRule="auto"/>
+        <w:jc w:val="both"/>
+        <w:rPr>
+          <w:rFonts w:ascii="Times New Roman" w:eastAsia="Times New Roman" w:hAnsi="Times New Roman" w:cs="Times New Roman"/>
+          <w:sz w:val="32"/>
+          <w:szCs w:val="32"/>
+        </w:rPr>
+      </w:pPr>
+    </w:p>
+    <w:p>
+      <w:pPr>
+        <w:spacing w:line="360" w:lineRule="auto"/>
+        <w:jc w:val="both"/>
+        <w:rPr>
+          <w:rFonts w:ascii="Times New Roman" w:eastAsia="Times New Roman" w:hAnsi="Times New Roman" w:cs="Times New Roman"/>
+          <w:sz w:val="32"/>
+          <w:szCs w:val="32"/>
+        </w:rPr>
+      </w:pPr>
+    </w:p>
+    <w:p>
+      <w:pPr>
+        <w:spacing w:line="360" w:lineRule="auto"/>
+        <w:jc w:val="both"/>
+        <w:rPr>
+          <w:rFonts w:ascii="Times New Roman" w:eastAsia="Times New Roman" w:hAnsi="Times New Roman" w:cs="Times New Roman"/>
+          <w:sz w:val="32"/>
+          <w:szCs w:val="32"/>
+        </w:rPr>
+      </w:pPr>
+    </w:p>
+    <w:p>
+      <w:pPr>
+        <w:spacing w:line="360" w:lineRule="auto"/>
+        <w:jc w:val="both"/>
+        <w:rPr>
+          <w:rFonts w:ascii="Times New Roman" w:eastAsia="Times New Roman" w:hAnsi="Times New Roman" w:cs="Times New Roman"/>
+          <w:sz w:val="32"/>
+          <w:szCs w:val="32"/>
+        </w:rPr>
+      </w:pPr>
+    </w:p>
+    <w:p>
+      <w:pPr>
+        <w:spacing w:line="360" w:lineRule="auto"/>
+        <w:jc w:val="both"/>
+        <w:rPr>
+          <w:rFonts w:ascii="Times New Roman" w:eastAsia="Times New Roman" w:hAnsi="Times New Roman" w:cs="Times New Roman"/>
+          <w:sz w:val="32"/>
+          <w:szCs w:val="32"/>
+        </w:rPr>
+      </w:pPr>
+    </w:p>
+    <w:p>
+      <w:pPr>
+        <w:spacing w:line="360" w:lineRule="auto"/>
+        <w:jc w:val="both"/>
+        <w:rPr>
+          <w:rFonts w:ascii="Times New Roman" w:eastAsia="Times New Roman" w:hAnsi="Times New Roman" w:cs="Times New Roman"/>
+          <w:sz w:val="32"/>
+          <w:szCs w:val="32"/>
+        </w:rPr>
+      </w:pPr>
+    </w:p>
+    <w:p>
+      <w:pPr>
+        <w:spacing w:line="360" w:lineRule="auto"/>
+        <w:jc w:val="both"/>
+        <w:rPr>
+          <w:rFonts w:ascii="Times New Roman" w:eastAsia="Times New Roman" w:hAnsi="Times New Roman" w:cs="Times New Roman"/>
+          <w:sz w:val="32"/>
+          <w:szCs w:val="32"/>
+        </w:rPr>
+      </w:pPr>
+    </w:p>
+    <w:p>
+      <w:pPr>
+        <w:spacing w:line="360" w:lineRule="auto"/>
+        <w:jc w:val="both"/>
+        <w:rPr>
+          <w:rFonts w:ascii="Times New Roman" w:eastAsia="Times New Roman" w:hAnsi="Times New Roman" w:cs="Times New Roman"/>
+          <w:sz w:val="32"/>
+          <w:szCs w:val="32"/>
+        </w:rPr>
+      </w:pPr>
+      <w:bookmarkStart w:id="16" w:name="_GoBack"/>
+      <w:bookmarkEnd w:id="16"/>
+    </w:p>
+    <w:p>
+      <w:pPr>
+        <w:pStyle w:val="Heading1"/>
+        <w:spacing w:line="360" w:lineRule="auto"/>
+        <w:rPr>
+          <w:rFonts w:ascii="Times New Roman" w:eastAsia="Times New Roman" w:hAnsi="Times New Roman" w:cs="Times New Roman"/>
+          <w:color w:val="auto"/>
+        </w:rPr>
+      </w:pPr>
+      <w:bookmarkStart w:id="17" w:name="_Toc197130519"/>
+      <w:r>
+        <w:rPr>
+          <w:rFonts w:ascii="Times New Roman" w:eastAsia="Times New Roman" w:hAnsi="Times New Roman" w:cs="Times New Roman"/>
+          <w:color w:val="auto"/>
+        </w:rPr>
+        <w:lastRenderedPageBreak/>
+        <w:t>Diagrams:</w:t>
+      </w:r>
+      <w:bookmarkEnd w:id="17"/>
+    </w:p>
+    <w:p>
+      <w:pPr>
+        <w:spacing w:line="360" w:lineRule="auto"/>
         <w:rPr>
           <w:rFonts w:ascii="Arial" w:hAnsi="Arial" w:cs="Arial"/>
-          <w:sz w:val="28"/>
-          <w:szCs w:val="28"/>
-        </w:rPr>
-        <w:br/>
-      </w:r>
-    </w:p>
-    <w:p>
-      <w:pPr>
-        <w:spacing w:line="360" w:lineRule="auto"/>
+          <w:sz w:val="32"/>
+          <w:szCs w:val="32"/>
+        </w:rPr>
+      </w:pPr>
+      <w:r>
         <w:rPr>
           <w:rFonts w:ascii="Arial" w:hAnsi="Arial" w:cs="Arial"/>
-          <w:sz w:val="28"/>
-          <w:szCs w:val="28"/>
-        </w:rPr>
-      </w:pPr>
+          <w:sz w:val="32"/>
+          <w:szCs w:val="32"/>
+        </w:rPr>
+        <w:t>Use case Diagram:</w:t>
+      </w:r>
     </w:p>
     <w:p>
       <w:pPr>
@@ -5025,125 +5123,15 @@
           <w:szCs w:val="28"/>
         </w:rPr>
       </w:pPr>
-    </w:p>
-    <w:p>
-      <w:pPr>
-        <w:spacing w:line="360" w:lineRule="auto"/>
-        <w:rPr>
-          <w:rFonts w:ascii="Arial" w:hAnsi="Arial" w:cs="Arial"/>
-          <w:sz w:val="28"/>
-          <w:szCs w:val="28"/>
-        </w:rPr>
-      </w:pPr>
-    </w:p>
-    <w:p>
-      <w:pPr>
-        <w:spacing w:line="360" w:lineRule="auto"/>
-        <w:rPr>
-          <w:rFonts w:ascii="Arial" w:hAnsi="Arial" w:cs="Arial"/>
-          <w:sz w:val="28"/>
-          <w:szCs w:val="28"/>
-        </w:rPr>
-      </w:pPr>
-    </w:p>
-    <w:p>
-      <w:pPr>
-        <w:spacing w:line="360" w:lineRule="auto"/>
-        <w:rPr>
-          <w:rFonts w:ascii="Arial" w:hAnsi="Arial" w:cs="Arial"/>
-          <w:sz w:val="28"/>
-          <w:szCs w:val="28"/>
-        </w:rPr>
-      </w:pPr>
-    </w:p>
-    <w:p>
-      <w:pPr>
-        <w:spacing w:line="360" w:lineRule="auto"/>
-        <w:rPr>
-          <w:rFonts w:ascii="Arial" w:hAnsi="Arial" w:cs="Arial"/>
-          <w:sz w:val="28"/>
-          <w:szCs w:val="28"/>
-        </w:rPr>
-      </w:pPr>
-    </w:p>
-    <w:p>
-      <w:pPr>
-        <w:spacing w:line="360" w:lineRule="auto"/>
-        <w:rPr>
-          <w:rFonts w:ascii="Arial" w:hAnsi="Arial" w:cs="Arial"/>
-          <w:sz w:val="28"/>
-          <w:szCs w:val="28"/>
-        </w:rPr>
-      </w:pPr>
-    </w:p>
-    <w:p>
-      <w:pPr>
-        <w:spacing w:line="360" w:lineRule="auto"/>
-        <w:rPr>
-          <w:rFonts w:ascii="Arial" w:hAnsi="Arial" w:cs="Arial"/>
-          <w:sz w:val="28"/>
-          <w:szCs w:val="28"/>
-        </w:rPr>
-      </w:pPr>
-      <w:r>
-        <w:rPr>
-          <w:rFonts w:ascii="Arial" w:hAnsi="Arial" w:cs="Arial"/>
-          <w:sz w:val="28"/>
-          <w:szCs w:val="28"/>
-        </w:rPr>
-        <w:t xml:space="preserve">Activity </w:t>
-      </w:r>
-      <w:r>
-        <w:rPr>
-          <w:rFonts w:ascii="Arial" w:hAnsi="Arial" w:cs="Arial"/>
-          <w:sz w:val="28"/>
-          <w:szCs w:val="28"/>
-        </w:rPr>
-        <w:t>diagram (</w:t>
-      </w:r>
-      <w:r>
-        <w:rPr>
-          <w:rFonts w:ascii="Arial" w:hAnsi="Arial" w:cs="Arial"/>
-          <w:sz w:val="28"/>
-          <w:szCs w:val="28"/>
-        </w:rPr>
-        <w:t xml:space="preserve">User </w:t>
-      </w:r>
-      <w:r>
-        <w:rPr>
-          <w:rFonts w:ascii="Arial" w:hAnsi="Arial" w:cs="Arial"/>
-          <w:sz w:val="28"/>
-          <w:szCs w:val="28"/>
-        </w:rPr>
-        <w:t>Registration</w:t>
-      </w:r>
-      <w:r>
-        <w:rPr>
-          <w:rFonts w:ascii="Arial" w:hAnsi="Arial" w:cs="Arial"/>
-          <w:sz w:val="28"/>
-          <w:szCs w:val="28"/>
-        </w:rPr>
-        <w:t>):</w:t>
-      </w:r>
-    </w:p>
-    <w:p>
-      <w:pPr>
-        <w:spacing w:line="360" w:lineRule="auto"/>
-        <w:rPr>
-          <w:rFonts w:ascii="Arial" w:hAnsi="Arial" w:cs="Arial"/>
-          <w:sz w:val="28"/>
-          <w:szCs w:val="28"/>
-        </w:rPr>
-      </w:pPr>
       <w:r>
         <w:rPr>
           <w:noProof/>
         </w:rPr>
         <w:drawing>
-          <wp:inline distT="0" distB="0" distL="0" distR="0" wp14:anchorId="41EFED9D" wp14:editId="2C7B7D06">
-            <wp:extent cx="3933825" cy="5667375"/>
-            <wp:effectExtent l="0" t="0" r="9525" b="9525"/>
-            <wp:docPr id="3" name="Picture 3"/>
+          <wp:inline distT="0" distB="0" distL="0" distR="0" wp14:anchorId="46E4C253" wp14:editId="4339D159">
+            <wp:extent cx="5943600" cy="4881880"/>
+            <wp:effectExtent l="0" t="0" r="0" b="0"/>
+            <wp:docPr id="2" name="Picture 2"/>
             <wp:cNvGraphicFramePr>
               <a:graphicFrameLocks xmlns:a="http://schemas.openxmlformats.org/drawingml/2006/main" noChangeAspect="1"/>
             </wp:cNvGraphicFramePr>
@@ -5163,7 +5151,7 @@
                   <pic:spPr>
                     <a:xfrm>
                       <a:off x="0" y="0"/>
-                      <a:ext cx="3933825" cy="5667375"/>
+                      <a:ext cx="5943600" cy="4881880"/>
                     </a:xfrm>
                     <a:prstGeom prst="rect">
                       <a:avLst/>
@@ -5175,16 +5163,14 @@
           </wp:inline>
         </w:drawing>
       </w:r>
-    </w:p>
-    <w:p>
-      <w:pPr>
-        <w:spacing w:line="360" w:lineRule="auto"/>
+      <w:r>
         <w:rPr>
           <w:rFonts w:ascii="Arial" w:hAnsi="Arial" w:cs="Arial"/>
           <w:sz w:val="28"/>
           <w:szCs w:val="28"/>
         </w:rPr>
-      </w:pPr>
+        <w:br/>
+      </w:r>
     </w:p>
     <w:p>
       <w:pPr>
@@ -5245,14 +5231,16 @@
           <w:szCs w:val="28"/>
         </w:rPr>
       </w:pPr>
-      <w:r>
+    </w:p>
+    <w:p>
+      <w:pPr>
+        <w:spacing w:line="360" w:lineRule="auto"/>
         <w:rPr>
           <w:rFonts w:ascii="Arial" w:hAnsi="Arial" w:cs="Arial"/>
           <w:sz w:val="28"/>
           <w:szCs w:val="28"/>
         </w:rPr>
-        <w:t>Sequential diagram (managing events):</w:t>
-      </w:r>
+      </w:pPr>
     </w:p>
     <w:p>
       <w:pPr>
@@ -5265,13 +5253,63 @@
       </w:pPr>
       <w:r>
         <w:rPr>
+          <w:rFonts w:ascii="Arial" w:hAnsi="Arial" w:cs="Arial"/>
+          <w:sz w:val="28"/>
+          <w:szCs w:val="28"/>
+        </w:rPr>
+        <w:t xml:space="preserve">Activity </w:t>
+      </w:r>
+      <w:r>
+        <w:rPr>
+          <w:rFonts w:ascii="Arial" w:hAnsi="Arial" w:cs="Arial"/>
+          <w:sz w:val="28"/>
+          <w:szCs w:val="28"/>
+        </w:rPr>
+        <w:t>diagram (</w:t>
+      </w:r>
+      <w:r>
+        <w:rPr>
+          <w:rFonts w:ascii="Arial" w:hAnsi="Arial" w:cs="Arial"/>
+          <w:sz w:val="28"/>
+          <w:szCs w:val="28"/>
+        </w:rPr>
+        <w:t xml:space="preserve">User </w:t>
+      </w:r>
+      <w:r>
+        <w:rPr>
+          <w:rFonts w:ascii="Arial" w:hAnsi="Arial" w:cs="Arial"/>
+          <w:sz w:val="28"/>
+          <w:szCs w:val="28"/>
+        </w:rPr>
+        <w:t>Registration</w:t>
+      </w:r>
+      <w:r>
+        <w:rPr>
+          <w:rFonts w:ascii="Arial" w:hAnsi="Arial" w:cs="Arial"/>
+          <w:sz w:val="28"/>
+          <w:szCs w:val="28"/>
+        </w:rPr>
+        <w:t>):</w:t>
+      </w:r>
+    </w:p>
+    <w:p>
+      <w:pPr>
+        <w:spacing w:line="360" w:lineRule="auto"/>
+        <w:rPr>
+          <w:rFonts w:ascii="Arial" w:hAnsi="Arial" w:cs="Arial"/>
+          <w:sz w:val="28"/>
+          <w:szCs w:val="28"/>
+        </w:rPr>
+      </w:pPr>
+      <w:r>
+        <w:rPr>
           <w:noProof/>
         </w:rPr>
         <w:drawing>
-          <wp:inline distT="0" distB="0" distL="0" distR="0" wp14:anchorId="05B78180" wp14:editId="6BEFB1B6">
-            <wp:extent cx="5172075" cy="5934075"/>
+          <wp:inline distT="0" distB="0" distL="0" distR="0" wp14:anchorId="41EFED9D" wp14:editId="2C7B7D06">
+            <wp:extent cx="3933825" cy="5667375"/>
             <wp:effectExtent l="0" t="0" r="9525" b="9525"/>
-            <wp:docPr id="4" name="Picture 4"/>
+            <wp:docPr id="3" name="Picture 3"/>
             <wp:cNvGraphicFramePr>
               <a:graphicFrameLocks xmlns:a="http://schemas.openxmlformats.org/drawingml/2006/main" noChangeAspect="1"/>
             </wp:cNvGraphicFramePr>
@@ -5291,7 +5329,7 @@
                   <pic:spPr>
                     <a:xfrm>
                       <a:off x="0" y="0"/>
-                      <a:ext cx="5172075" cy="5934075"/>
+                      <a:ext cx="3933825" cy="5667375"/>
                     </a:xfrm>
                     <a:prstGeom prst="rect">
                       <a:avLst/>
@@ -5379,7 +5417,7 @@
           <w:sz w:val="28"/>
           <w:szCs w:val="28"/>
         </w:rPr>
-        <w:t>Sequential Diagram (Adding events):</w:t>
+        <w:t>Sequential diagram (managing events):</w:t>
       </w:r>
     </w:p>
     <w:p>
@@ -5395,12 +5433,11 @@
         <w:rPr>
           <w:noProof/>
         </w:rPr>
-        <w:lastRenderedPageBreak/>
         <w:drawing>
-          <wp:inline distT="0" distB="0" distL="0" distR="0" wp14:anchorId="62EA2854" wp14:editId="4C1A1BF2">
-            <wp:extent cx="4810125" cy="5867400"/>
-            <wp:effectExtent l="0" t="0" r="9525" b="0"/>
-            <wp:docPr id="5" name="Picture 5"/>
+          <wp:inline distT="0" distB="0" distL="0" distR="0" wp14:anchorId="05B78180" wp14:editId="6BEFB1B6">
+            <wp:extent cx="5172075" cy="5934075"/>
+            <wp:effectExtent l="0" t="0" r="9525" b="9525"/>
+            <wp:docPr id="4" name="Picture 4"/>
             <wp:cNvGraphicFramePr>
               <a:graphicFrameLocks xmlns:a="http://schemas.openxmlformats.org/drawingml/2006/main" noChangeAspect="1"/>
             </wp:cNvGraphicFramePr>
@@ -5420,7 +5457,7 @@
                   <pic:spPr>
                     <a:xfrm>
                       <a:off x="0" y="0"/>
-                      <a:ext cx="4810125" cy="5867400"/>
+                      <a:ext cx="5172075" cy="5934075"/>
                     </a:xfrm>
                     <a:prstGeom prst="rect">
                       <a:avLst/>
@@ -5442,32 +5479,94 @@
           <w:szCs w:val="28"/>
         </w:rPr>
       </w:pPr>
-      <w:r>
+    </w:p>
+    <w:p>
+      <w:pPr>
+        <w:spacing w:line="360" w:lineRule="auto"/>
         <w:rPr>
           <w:rFonts w:ascii="Arial" w:hAnsi="Arial" w:cs="Arial"/>
           <w:sz w:val="28"/>
           <w:szCs w:val="28"/>
         </w:rPr>
+      </w:pPr>
+    </w:p>
+    <w:p>
+      <w:pPr>
+        <w:spacing w:line="360" w:lineRule="auto"/>
+        <w:rPr>
+          <w:rFonts w:ascii="Arial" w:hAnsi="Arial" w:cs="Arial"/>
+          <w:sz w:val="28"/>
+          <w:szCs w:val="28"/>
+        </w:rPr>
+      </w:pPr>
+    </w:p>
+    <w:p>
+      <w:pPr>
+        <w:spacing w:line="360" w:lineRule="auto"/>
+        <w:rPr>
+          <w:rFonts w:ascii="Arial" w:hAnsi="Arial" w:cs="Arial"/>
+          <w:sz w:val="28"/>
+          <w:szCs w:val="28"/>
+        </w:rPr>
+      </w:pPr>
+    </w:p>
+    <w:p>
+      <w:pPr>
+        <w:spacing w:line="360" w:lineRule="auto"/>
+        <w:rPr>
+          <w:rFonts w:ascii="Arial" w:hAnsi="Arial" w:cs="Arial"/>
+          <w:sz w:val="28"/>
+          <w:szCs w:val="28"/>
+        </w:rPr>
+      </w:pPr>
+    </w:p>
+    <w:p>
+      <w:pPr>
+        <w:spacing w:line="360" w:lineRule="auto"/>
+        <w:rPr>
+          <w:rFonts w:ascii="Arial" w:hAnsi="Arial" w:cs="Arial"/>
+          <w:sz w:val="28"/>
+          <w:szCs w:val="28"/>
+        </w:rPr>
+      </w:pPr>
+    </w:p>
+    <w:p>
+      <w:pPr>
+        <w:spacing w:line="360" w:lineRule="auto"/>
+        <w:rPr>
+          <w:rFonts w:ascii="Arial" w:hAnsi="Arial" w:cs="Arial"/>
+          <w:sz w:val="28"/>
+          <w:szCs w:val="28"/>
+        </w:rPr>
+      </w:pPr>
+      <w:r>
+        <w:rPr>
+          <w:rFonts w:ascii="Arial" w:hAnsi="Arial" w:cs="Arial"/>
+          <w:sz w:val="28"/>
+          <w:szCs w:val="28"/>
+        </w:rPr>
+        <w:t>Sequential Diagram (Adding events):</w:t>
+      </w:r>
+    </w:p>
+    <w:p>
+      <w:pPr>
+        <w:spacing w:line="360" w:lineRule="auto"/>
+        <w:rPr>
+          <w:rFonts w:ascii="Arial" w:hAnsi="Arial" w:cs="Arial"/>
+          <w:sz w:val="28"/>
+          <w:szCs w:val="28"/>
+        </w:rPr>
+      </w:pPr>
+      <w:r>
+        <w:rPr>
+          <w:noProof/>
+        </w:rPr>
         <w:lastRenderedPageBreak/>
-        <w:t>Activity Diagram (Login in):</w:t>
-      </w:r>
-      <w:r>
-        <w:rPr>
-          <w:rFonts w:ascii="Arial" w:hAnsi="Arial" w:cs="Arial"/>
-          <w:sz w:val="28"/>
-          <w:szCs w:val="28"/>
-        </w:rPr>
-        <w:br/>
-      </w:r>
-      <w:r>
-        <w:rPr>
-          <w:noProof/>
-        </w:rPr>
         <w:drawing>
-          <wp:inline distT="0" distB="0" distL="0" distR="0" wp14:anchorId="22571738" wp14:editId="022294C4">
-            <wp:extent cx="2514600" cy="5248275"/>
-            <wp:effectExtent l="0" t="0" r="0" b="9525"/>
-            <wp:docPr id="6" name="Picture 6"/>
+          <wp:inline distT="0" distB="0" distL="0" distR="0" wp14:anchorId="62EA2854" wp14:editId="4C1A1BF2">
+            <wp:extent cx="4810125" cy="5867400"/>
+            <wp:effectExtent l="0" t="0" r="9525" b="0"/>
+            <wp:docPr id="5" name="Picture 5"/>
             <wp:cNvGraphicFramePr>
               <a:graphicFrameLocks xmlns:a="http://schemas.openxmlformats.org/drawingml/2006/main" noChangeAspect="1"/>
             </wp:cNvGraphicFramePr>
@@ -5487,7 +5586,7 @@
                   <pic:spPr>
                     <a:xfrm>
                       <a:off x="0" y="0"/>
-                      <a:ext cx="2514600" cy="5248275"/>
+                      <a:ext cx="4810125" cy="5867400"/>
                     </a:xfrm>
                     <a:prstGeom prst="rect">
                       <a:avLst/>
@@ -5509,111 +5608,32 @@
           <w:szCs w:val="28"/>
         </w:rPr>
       </w:pPr>
-    </w:p>
-    <w:p>
-      <w:pPr>
-        <w:spacing w:line="360" w:lineRule="auto"/>
+      <w:r>
         <w:rPr>
           <w:rFonts w:ascii="Arial" w:hAnsi="Arial" w:cs="Arial"/>
           <w:sz w:val="28"/>
           <w:szCs w:val="28"/>
         </w:rPr>
-      </w:pPr>
-    </w:p>
-    <w:p>
-      <w:pPr>
-        <w:spacing w:line="360" w:lineRule="auto"/>
+        <w:lastRenderedPageBreak/>
+        <w:t>Activity Diagram (Login in):</w:t>
+      </w:r>
+      <w:r>
         <w:rPr>
           <w:rFonts w:ascii="Arial" w:hAnsi="Arial" w:cs="Arial"/>
           <w:sz w:val="28"/>
           <w:szCs w:val="28"/>
         </w:rPr>
-      </w:pPr>
-    </w:p>
-    <w:p>
-      <w:pPr>
-        <w:spacing w:line="360" w:lineRule="auto"/>
-        <w:rPr>
-          <w:rFonts w:ascii="Arial" w:hAnsi="Arial" w:cs="Arial"/>
-          <w:sz w:val="28"/>
-          <w:szCs w:val="28"/>
-        </w:rPr>
-      </w:pPr>
-    </w:p>
-    <w:p>
-      <w:pPr>
-        <w:spacing w:line="360" w:lineRule="auto"/>
-        <w:rPr>
-          <w:rFonts w:ascii="Arial" w:hAnsi="Arial" w:cs="Arial"/>
-          <w:sz w:val="28"/>
-          <w:szCs w:val="28"/>
-        </w:rPr>
-      </w:pPr>
-    </w:p>
-    <w:p>
-      <w:pPr>
-        <w:spacing w:line="360" w:lineRule="auto"/>
-        <w:rPr>
-          <w:rFonts w:ascii="Arial" w:hAnsi="Arial" w:cs="Arial"/>
-          <w:sz w:val="28"/>
-          <w:szCs w:val="28"/>
-        </w:rPr>
-      </w:pPr>
-    </w:p>
-    <w:p>
-      <w:pPr>
-        <w:spacing w:line="360" w:lineRule="auto"/>
-        <w:rPr>
-          <w:rFonts w:ascii="Arial" w:hAnsi="Arial" w:cs="Arial"/>
-          <w:sz w:val="28"/>
-          <w:szCs w:val="28"/>
-        </w:rPr>
-      </w:pPr>
-    </w:p>
-    <w:p>
-      <w:pPr>
-        <w:spacing w:line="360" w:lineRule="auto"/>
-        <w:rPr>
-          <w:rFonts w:ascii="Arial" w:hAnsi="Arial" w:cs="Arial"/>
-          <w:sz w:val="28"/>
-          <w:szCs w:val="28"/>
-        </w:rPr>
-      </w:pPr>
-    </w:p>
-    <w:p>
-      <w:pPr>
-        <w:spacing w:line="360" w:lineRule="auto"/>
-        <w:rPr>
-          <w:rFonts w:ascii="Arial" w:hAnsi="Arial" w:cs="Arial"/>
-          <w:sz w:val="28"/>
-          <w:szCs w:val="28"/>
-        </w:rPr>
-      </w:pPr>
-      <w:r>
-        <w:rPr>
-          <w:rFonts w:ascii="Arial" w:hAnsi="Arial" w:cs="Arial"/>
-          <w:sz w:val="28"/>
-          <w:szCs w:val="28"/>
-        </w:rPr>
-        <w:t>Misuse case diagram:</w:t>
-      </w:r>
-    </w:p>
-    <w:p>
-      <w:pPr>
-        <w:spacing w:line="360" w:lineRule="auto"/>
+        <w:br/>
+      </w:r>
+      <w:r>
         <w:rPr>
           <w:noProof/>
         </w:rPr>
-      </w:pPr>
-      <w:r>
-        <w:rPr>
-          <w:noProof/>
-        </w:rPr>
         <w:drawing>
-          <wp:inline distT="0" distB="0" distL="0" distR="0" wp14:anchorId="793AB0F2" wp14:editId="4315AF2A">
-            <wp:extent cx="5943600" cy="6390005"/>
-            <wp:effectExtent l="0" t="0" r="0" b="0"/>
-            <wp:docPr id="15" name="Picture 15"/>
+          <wp:inline distT="0" distB="0" distL="0" distR="0" wp14:anchorId="22571738" wp14:editId="022294C4">
+            <wp:extent cx="2514600" cy="5248275"/>
+            <wp:effectExtent l="0" t="0" r="0" b="9525"/>
+            <wp:docPr id="6" name="Picture 6"/>
             <wp:cNvGraphicFramePr>
               <a:graphicFrameLocks xmlns:a="http://schemas.openxmlformats.org/drawingml/2006/main" noChangeAspect="1"/>
             </wp:cNvGraphicFramePr>
@@ -5633,7 +5653,7 @@
                   <pic:spPr>
                     <a:xfrm>
                       <a:off x="0" y="0"/>
-                      <a:ext cx="5943600" cy="6390005"/>
+                      <a:ext cx="2514600" cy="5248275"/>
                     </a:xfrm>
                     <a:prstGeom prst="rect">
                       <a:avLst/>
@@ -5645,13 +5665,103 @@
           </wp:inline>
         </w:drawing>
       </w:r>
-      <w:r>
+    </w:p>
+    <w:p>
+      <w:pPr>
+        <w:spacing w:line="360" w:lineRule="auto"/>
         <w:rPr>
           <w:rFonts w:ascii="Arial" w:hAnsi="Arial" w:cs="Arial"/>
           <w:sz w:val="28"/>
           <w:szCs w:val="28"/>
         </w:rPr>
-        <w:br/>
+      </w:pPr>
+    </w:p>
+    <w:p>
+      <w:pPr>
+        <w:spacing w:line="360" w:lineRule="auto"/>
+        <w:rPr>
+          <w:rFonts w:ascii="Arial" w:hAnsi="Arial" w:cs="Arial"/>
+          <w:sz w:val="28"/>
+          <w:szCs w:val="28"/>
+        </w:rPr>
+      </w:pPr>
+    </w:p>
+    <w:p>
+      <w:pPr>
+        <w:spacing w:line="360" w:lineRule="auto"/>
+        <w:rPr>
+          <w:rFonts w:ascii="Arial" w:hAnsi="Arial" w:cs="Arial"/>
+          <w:sz w:val="28"/>
+          <w:szCs w:val="28"/>
+        </w:rPr>
+      </w:pPr>
+    </w:p>
+    <w:p>
+      <w:pPr>
+        <w:spacing w:line="360" w:lineRule="auto"/>
+        <w:rPr>
+          <w:rFonts w:ascii="Arial" w:hAnsi="Arial" w:cs="Arial"/>
+          <w:sz w:val="28"/>
+          <w:szCs w:val="28"/>
+        </w:rPr>
+      </w:pPr>
+    </w:p>
+    <w:p>
+      <w:pPr>
+        <w:spacing w:line="360" w:lineRule="auto"/>
+        <w:rPr>
+          <w:rFonts w:ascii="Arial" w:hAnsi="Arial" w:cs="Arial"/>
+          <w:sz w:val="28"/>
+          <w:szCs w:val="28"/>
+        </w:rPr>
+      </w:pPr>
+    </w:p>
+    <w:p>
+      <w:pPr>
+        <w:spacing w:line="360" w:lineRule="auto"/>
+        <w:rPr>
+          <w:rFonts w:ascii="Arial" w:hAnsi="Arial" w:cs="Arial"/>
+          <w:sz w:val="28"/>
+          <w:szCs w:val="28"/>
+        </w:rPr>
+      </w:pPr>
+    </w:p>
+    <w:p>
+      <w:pPr>
+        <w:spacing w:line="360" w:lineRule="auto"/>
+        <w:rPr>
+          <w:rFonts w:ascii="Arial" w:hAnsi="Arial" w:cs="Arial"/>
+          <w:sz w:val="28"/>
+          <w:szCs w:val="28"/>
+        </w:rPr>
+      </w:pPr>
+    </w:p>
+    <w:p>
+      <w:pPr>
+        <w:spacing w:line="360" w:lineRule="auto"/>
+        <w:rPr>
+          <w:rFonts w:ascii="Arial" w:hAnsi="Arial" w:cs="Arial"/>
+          <w:sz w:val="28"/>
+          <w:szCs w:val="28"/>
+        </w:rPr>
+      </w:pPr>
+    </w:p>
+    <w:p>
+      <w:pPr>
+        <w:spacing w:line="360" w:lineRule="auto"/>
+        <w:rPr>
+          <w:rFonts w:ascii="Arial" w:hAnsi="Arial" w:cs="Arial"/>
+          <w:sz w:val="28"/>
+          <w:szCs w:val="28"/>
+        </w:rPr>
+      </w:pPr>
+      <w:r>
+        <w:rPr>
+          <w:rFonts w:ascii="Arial" w:hAnsi="Arial" w:cs="Arial"/>
+          <w:sz w:val="28"/>
+          <w:szCs w:val="28"/>
+        </w:rPr>
+        <w:t>Misuse case diagram:</w:t>
       </w:r>
     </w:p>
     <w:p>
@@ -5661,69 +5771,15 @@
           <w:noProof/>
         </w:rPr>
       </w:pPr>
-    </w:p>
-    <w:p>
-      <w:pPr>
-        <w:spacing w:line="360" w:lineRule="auto"/>
+      <w:r>
         <w:rPr>
           <w:noProof/>
         </w:rPr>
-      </w:pPr>
-    </w:p>
-    <w:p>
-      <w:pPr>
-        <w:spacing w:line="360" w:lineRule="auto"/>
-        <w:rPr>
-          <w:noProof/>
-        </w:rPr>
-      </w:pPr>
-    </w:p>
-    <w:p>
-      <w:pPr>
-        <w:spacing w:line="360" w:lineRule="auto"/>
-        <w:rPr>
-          <w:rFonts w:ascii="Arial" w:hAnsi="Arial" w:cs="Arial"/>
-          <w:sz w:val="28"/>
-          <w:szCs w:val="28"/>
-        </w:rPr>
-      </w:pPr>
-    </w:p>
-    <w:p>
-      <w:pPr>
-        <w:spacing w:line="360" w:lineRule="auto"/>
-        <w:rPr>
-          <w:rFonts w:ascii="Arial" w:hAnsi="Arial" w:cs="Arial"/>
-          <w:sz w:val="28"/>
-          <w:szCs w:val="28"/>
-        </w:rPr>
-      </w:pPr>
-      <w:r>
-        <w:rPr>
-          <w:rFonts w:ascii="Arial" w:hAnsi="Arial" w:cs="Arial"/>
-          <w:sz w:val="28"/>
-          <w:szCs w:val="28"/>
-        </w:rPr>
-        <w:t>Sitemap:</w:t>
-      </w:r>
-    </w:p>
-    <w:p>
-      <w:pPr>
-        <w:spacing w:line="360" w:lineRule="auto"/>
-        <w:rPr>
-          <w:rFonts w:ascii="Arial" w:hAnsi="Arial" w:cs="Arial"/>
-          <w:sz w:val="28"/>
-          <w:szCs w:val="28"/>
-        </w:rPr>
-      </w:pPr>
-      <w:r>
-        <w:rPr>
-          <w:noProof/>
-        </w:rPr>
         <w:drawing>
-          <wp:inline distT="0" distB="0" distL="0" distR="0" wp14:anchorId="005F8E85" wp14:editId="6FB3B533">
-            <wp:extent cx="5943600" cy="5065395"/>
-            <wp:effectExtent l="0" t="0" r="0" b="1905"/>
-            <wp:docPr id="14" name="Picture 14"/>
+          <wp:inline distT="0" distB="0" distL="0" distR="0" wp14:anchorId="793AB0F2" wp14:editId="4315AF2A">
+            <wp:extent cx="5943600" cy="6390005"/>
+            <wp:effectExtent l="0" t="0" r="0" b="0"/>
+            <wp:docPr id="15" name="Picture 15"/>
             <wp:cNvGraphicFramePr>
               <a:graphicFrameLocks xmlns:a="http://schemas.openxmlformats.org/drawingml/2006/main" noChangeAspect="1"/>
             </wp:cNvGraphicFramePr>
@@ -5743,7 +5799,7 @@
                   <pic:spPr>
                     <a:xfrm>
                       <a:off x="0" y="0"/>
-                      <a:ext cx="5943600" cy="5065395"/>
+                      <a:ext cx="5943600" cy="6390005"/>
                     </a:xfrm>
                     <a:prstGeom prst="rect">
                       <a:avLst/>
@@ -5755,111 +5811,85 @@
           </wp:inline>
         </w:drawing>
       </w:r>
-    </w:p>
-    <w:p>
-      <w:pPr>
-        <w:pStyle w:val="Heading1"/>
-        <w:spacing w:line="360" w:lineRule="auto"/>
-        <w:rPr>
-          <w:rFonts w:ascii="Times New Roman" w:eastAsia="Times New Roman" w:hAnsi="Times New Roman" w:cs="Times New Roman"/>
-          <w:color w:val="auto"/>
-        </w:rPr>
-      </w:pPr>
-    </w:p>
-    <w:p>
-      <w:pPr>
-        <w:spacing w:line="360" w:lineRule="auto"/>
-      </w:pPr>
-    </w:p>
-    <w:p>
-      <w:pPr>
-        <w:spacing w:line="360" w:lineRule="auto"/>
-      </w:pPr>
-    </w:p>
-    <w:p>
-      <w:pPr>
-        <w:spacing w:line="360" w:lineRule="auto"/>
-      </w:pPr>
-    </w:p>
-    <w:p>
-      <w:pPr>
-        <w:spacing w:line="360" w:lineRule="auto"/>
-      </w:pPr>
-    </w:p>
-    <w:p>
-      <w:pPr>
-        <w:spacing w:line="360" w:lineRule="auto"/>
-      </w:pPr>
-    </w:p>
-    <w:p>
-      <w:pPr>
-        <w:spacing w:line="360" w:lineRule="auto"/>
-      </w:pPr>
-    </w:p>
-    <w:p>
-      <w:pPr>
-        <w:spacing w:line="360" w:lineRule="auto"/>
-      </w:pPr>
-    </w:p>
-    <w:p>
-      <w:pPr>
-        <w:pStyle w:val="Heading1"/>
-        <w:spacing w:line="360" w:lineRule="auto"/>
-        <w:rPr>
-          <w:rFonts w:ascii="Times New Roman" w:eastAsia="Times New Roman" w:hAnsi="Times New Roman" w:cs="Times New Roman"/>
-          <w:color w:val="auto"/>
-        </w:rPr>
-      </w:pPr>
-      <w:bookmarkStart w:id="17" w:name="_Toc197130520"/>
-      <w:r>
-        <w:rPr>
-          <w:rFonts w:ascii="Times New Roman" w:eastAsia="Times New Roman" w:hAnsi="Times New Roman" w:cs="Times New Roman"/>
-          <w:color w:val="auto"/>
-        </w:rPr>
-        <w:t>Manual Testing:</w:t>
-      </w:r>
-      <w:bookmarkEnd w:id="17"/>
-    </w:p>
-    <w:p>
-      <w:pPr>
-        <w:spacing w:line="360" w:lineRule="auto"/>
-      </w:pPr>
-    </w:p>
-    <w:p>
-      <w:pPr>
-        <w:pStyle w:val="Heading2"/>
-        <w:spacing w:line="360" w:lineRule="auto"/>
-        <w:rPr>
-          <w:color w:val="000000" w:themeColor="text1"/>
-        </w:rPr>
-      </w:pPr>
-      <w:bookmarkStart w:id="18" w:name="_Toc197130521"/>
-      <w:r>
-        <w:rPr>
-          <w:color w:val="000000" w:themeColor="text1"/>
-        </w:rPr>
-        <w:t>Sign up Testing:</w:t>
-      </w:r>
-      <w:bookmarkEnd w:id="18"/>
-    </w:p>
-    <w:p>
-      <w:pPr>
-        <w:spacing w:line="360" w:lineRule="auto"/>
-      </w:pPr>
-    </w:p>
-    <w:p>
-      <w:pPr>
-        <w:spacing w:line="360" w:lineRule="auto"/>
-      </w:pPr>
-      <w:r>
+      <w:r>
+        <w:rPr>
+          <w:rFonts w:ascii="Arial" w:hAnsi="Arial" w:cs="Arial"/>
+          <w:sz w:val="28"/>
+          <w:szCs w:val="28"/>
+        </w:rPr>
+        <w:br/>
+      </w:r>
+    </w:p>
+    <w:p>
+      <w:pPr>
+        <w:spacing w:line="360" w:lineRule="auto"/>
         <w:rPr>
           <w:noProof/>
         </w:rPr>
+      </w:pPr>
+    </w:p>
+    <w:p>
+      <w:pPr>
+        <w:spacing w:line="360" w:lineRule="auto"/>
+        <w:rPr>
+          <w:noProof/>
+        </w:rPr>
+      </w:pPr>
+    </w:p>
+    <w:p>
+      <w:pPr>
+        <w:spacing w:line="360" w:lineRule="auto"/>
+        <w:rPr>
+          <w:noProof/>
+        </w:rPr>
+      </w:pPr>
+    </w:p>
+    <w:p>
+      <w:pPr>
+        <w:spacing w:line="360" w:lineRule="auto"/>
+        <w:rPr>
+          <w:rFonts w:ascii="Arial" w:hAnsi="Arial" w:cs="Arial"/>
+          <w:sz w:val="28"/>
+          <w:szCs w:val="28"/>
+        </w:rPr>
+      </w:pPr>
+    </w:p>
+    <w:p>
+      <w:pPr>
+        <w:spacing w:line="360" w:lineRule="auto"/>
+        <w:rPr>
+          <w:rFonts w:ascii="Arial" w:hAnsi="Arial" w:cs="Arial"/>
+          <w:sz w:val="28"/>
+          <w:szCs w:val="28"/>
+        </w:rPr>
+      </w:pPr>
+      <w:r>
+        <w:rPr>
+          <w:rFonts w:ascii="Arial" w:hAnsi="Arial" w:cs="Arial"/>
+          <w:sz w:val="28"/>
+          <w:szCs w:val="28"/>
+        </w:rPr>
+        <w:t>Sitemap:</w:t>
+      </w:r>
+    </w:p>
+    <w:p>
+      <w:pPr>
+        <w:spacing w:line="360" w:lineRule="auto"/>
+        <w:rPr>
+          <w:rFonts w:ascii="Arial" w:hAnsi="Arial" w:cs="Arial"/>
+          <w:sz w:val="28"/>
+          <w:szCs w:val="28"/>
+        </w:rPr>
+      </w:pPr>
+      <w:r>
+        <w:rPr>
+          <w:noProof/>
+        </w:rPr>
         <w:drawing>
-          <wp:inline distT="0" distB="0" distL="0" distR="0" wp14:anchorId="198A0728" wp14:editId="3844FFB4">
-            <wp:extent cx="6589209" cy="1257300"/>
-            <wp:effectExtent l="0" t="0" r="2540" b="0"/>
-            <wp:docPr id="9" name="Picture 9"/>
+          <wp:inline distT="0" distB="0" distL="0" distR="0" wp14:anchorId="005F8E85" wp14:editId="6FB3B533">
+            <wp:extent cx="5943600" cy="5065395"/>
+            <wp:effectExtent l="0" t="0" r="0" b="1905"/>
+            <wp:docPr id="14" name="Picture 14"/>
             <wp:cNvGraphicFramePr>
               <a:graphicFrameLocks xmlns:a="http://schemas.openxmlformats.org/drawingml/2006/main" noChangeAspect="1"/>
             </wp:cNvGraphicFramePr>
@@ -5879,7 +5909,7 @@
                   <pic:spPr>
                     <a:xfrm>
                       <a:off x="0" y="0"/>
-                      <a:ext cx="6615225" cy="1262264"/>
+                      <a:ext cx="5943600" cy="5065395"/>
                     </a:xfrm>
                     <a:prstGeom prst="rect">
                       <a:avLst/>
@@ -5894,19 +5924,87 @@
     </w:p>
     <w:p>
       <w:pPr>
-        <w:spacing w:line="360" w:lineRule="auto"/>
-        <w:rPr>
-          <w:rStyle w:val="Heading2Char"/>
+        <w:pStyle w:val="Heading1"/>
+        <w:spacing w:line="360" w:lineRule="auto"/>
+        <w:rPr>
+          <w:rFonts w:ascii="Times New Roman" w:eastAsia="Times New Roman" w:hAnsi="Times New Roman" w:cs="Times New Roman"/>
+          <w:color w:val="auto"/>
+        </w:rPr>
+      </w:pPr>
+    </w:p>
+    <w:p>
+      <w:pPr>
+        <w:spacing w:line="360" w:lineRule="auto"/>
+      </w:pPr>
+    </w:p>
+    <w:p>
+      <w:pPr>
+        <w:spacing w:line="360" w:lineRule="auto"/>
+      </w:pPr>
+    </w:p>
+    <w:p>
+      <w:pPr>
+        <w:spacing w:line="360" w:lineRule="auto"/>
+      </w:pPr>
+    </w:p>
+    <w:p>
+      <w:pPr>
+        <w:spacing w:line="360" w:lineRule="auto"/>
+      </w:pPr>
+    </w:p>
+    <w:p>
+      <w:pPr>
+        <w:spacing w:line="360" w:lineRule="auto"/>
+      </w:pPr>
+    </w:p>
+    <w:p>
+      <w:pPr>
+        <w:spacing w:line="360" w:lineRule="auto"/>
+      </w:pPr>
+    </w:p>
+    <w:p>
+      <w:pPr>
+        <w:spacing w:line="360" w:lineRule="auto"/>
+      </w:pPr>
+    </w:p>
+    <w:p>
+      <w:pPr>
+        <w:pStyle w:val="Heading1"/>
+        <w:spacing w:line="360" w:lineRule="auto"/>
+        <w:rPr>
+          <w:rFonts w:ascii="Times New Roman" w:eastAsia="Times New Roman" w:hAnsi="Times New Roman" w:cs="Times New Roman"/>
+          <w:color w:val="auto"/>
+        </w:rPr>
+      </w:pPr>
+      <w:bookmarkStart w:id="18" w:name="_Toc197130520"/>
+      <w:r>
+        <w:rPr>
+          <w:rFonts w:ascii="Times New Roman" w:eastAsia="Times New Roman" w:hAnsi="Times New Roman" w:cs="Times New Roman"/>
+          <w:color w:val="auto"/>
+        </w:rPr>
+        <w:t>Manual Testing:</w:t>
+      </w:r>
+      <w:bookmarkEnd w:id="18"/>
+    </w:p>
+    <w:p>
+      <w:pPr>
+        <w:spacing w:line="360" w:lineRule="auto"/>
+      </w:pPr>
+    </w:p>
+    <w:p>
+      <w:pPr>
+        <w:pStyle w:val="Heading2"/>
+        <w:spacing w:line="360" w:lineRule="auto"/>
+        <w:rPr>
           <w:color w:val="000000" w:themeColor="text1"/>
         </w:rPr>
       </w:pPr>
-      <w:bookmarkStart w:id="19" w:name="_Toc197130522"/>
-      <w:r>
-        <w:rPr>
-          <w:rStyle w:val="Heading2Char"/>
+      <w:bookmarkStart w:id="19" w:name="_Toc197130521"/>
+      <w:r>
+        <w:rPr>
           <w:color w:val="000000" w:themeColor="text1"/>
         </w:rPr>
-        <w:t>Login Testing:</w:t>
+        <w:t>Sign up Testing:</w:t>
       </w:r>
       <w:bookmarkEnd w:id="19"/>
     </w:p>
@@ -5914,18 +6012,20 @@
       <w:pPr>
         <w:spacing w:line="360" w:lineRule="auto"/>
       </w:pPr>
-      <w:r>
-        <w:br/>
-      </w:r>
+    </w:p>
+    <w:p>
+      <w:pPr>
+        <w:spacing w:line="360" w:lineRule="auto"/>
+      </w:pPr>
       <w:r>
         <w:rPr>
           <w:noProof/>
         </w:rPr>
         <w:drawing>
-          <wp:inline distT="0" distB="0" distL="0" distR="0" wp14:anchorId="163ECB93" wp14:editId="2E25910D">
-            <wp:extent cx="5943600" cy="1031875"/>
-            <wp:effectExtent l="0" t="0" r="0" b="0"/>
-            <wp:docPr id="10" name="Picture 10"/>
+          <wp:inline distT="0" distB="0" distL="0" distR="0" wp14:anchorId="198A0728" wp14:editId="3844FFB4">
+            <wp:extent cx="6589209" cy="1257300"/>
+            <wp:effectExtent l="0" t="0" r="2540" b="0"/>
+            <wp:docPr id="9" name="Picture 9"/>
             <wp:cNvGraphicFramePr>
               <a:graphicFrameLocks xmlns:a="http://schemas.openxmlformats.org/drawingml/2006/main" noChangeAspect="1"/>
             </wp:cNvGraphicFramePr>
@@ -5945,7 +6045,7 @@
                   <pic:spPr>
                     <a:xfrm>
                       <a:off x="0" y="0"/>
-                      <a:ext cx="5943600" cy="1031875"/>
+                      <a:ext cx="6615225" cy="1262264"/>
                     </a:xfrm>
                     <a:prstGeom prst="rect">
                       <a:avLst/>
@@ -5957,21 +6057,29 @@
           </wp:inline>
         </w:drawing>
       </w:r>
-      <w:bookmarkStart w:id="20" w:name="_Toc197130523"/>
-    </w:p>
-    <w:p>
-      <w:pPr>
-        <w:spacing w:line="360" w:lineRule="auto"/>
-      </w:pPr>
-      <w:r>
+    </w:p>
+    <w:p>
+      <w:pPr>
+        <w:spacing w:line="360" w:lineRule="auto"/>
         <w:rPr>
           <w:rStyle w:val="Heading2Char"/>
           <w:color w:val="000000" w:themeColor="text1"/>
         </w:rPr>
-        <w:lastRenderedPageBreak/>
-        <w:t>Forget password Testing:</w:t>
+      </w:pPr>
+      <w:bookmarkStart w:id="20" w:name="_Toc197130522"/>
+      <w:r>
+        <w:rPr>
+          <w:rStyle w:val="Heading2Char"/>
+          <w:color w:val="000000" w:themeColor="text1"/>
+        </w:rPr>
+        <w:t>Login Testing:</w:t>
       </w:r>
       <w:bookmarkEnd w:id="20"/>
+    </w:p>
+    <w:p>
+      <w:pPr>
+        <w:spacing w:line="360" w:lineRule="auto"/>
+      </w:pPr>
       <w:r>
         <w:br/>
       </w:r>
@@ -5980,10 +6088,10 @@
           <w:noProof/>
         </w:rPr>
         <w:drawing>
-          <wp:inline distT="0" distB="0" distL="0" distR="0" wp14:anchorId="0699AD35" wp14:editId="74E2E160">
-            <wp:extent cx="5943600" cy="1759585"/>
+          <wp:inline distT="0" distB="0" distL="0" distR="0" wp14:anchorId="163ECB93" wp14:editId="2E25910D">
+            <wp:extent cx="5943600" cy="1031875"/>
             <wp:effectExtent l="0" t="0" r="0" b="0"/>
-            <wp:docPr id="11" name="Picture 11"/>
+            <wp:docPr id="10" name="Picture 10"/>
             <wp:cNvGraphicFramePr>
               <a:graphicFrameLocks xmlns:a="http://schemas.openxmlformats.org/drawingml/2006/main" noChangeAspect="1"/>
             </wp:cNvGraphicFramePr>
@@ -6003,7 +6111,7 @@
                   <pic:spPr>
                     <a:xfrm>
                       <a:off x="0" y="0"/>
-                      <a:ext cx="5943600" cy="1759585"/>
+                      <a:ext cx="5943600" cy="1031875"/>
                     </a:xfrm>
                     <a:prstGeom prst="rect">
                       <a:avLst/>
@@ -6015,46 +6123,21 @@
           </wp:inline>
         </w:drawing>
       </w:r>
-      <w:bookmarkStart w:id="21" w:name="_Toc197130524"/>
-      <w:r>
-        <w:rPr>
-          <w:rFonts w:ascii="Times New Roman" w:eastAsia="Times New Roman" w:hAnsi="Times New Roman" w:cs="Times New Roman"/>
-        </w:rPr>
-        <w:t>Automation Testing:</w:t>
+      <w:bookmarkStart w:id="21" w:name="_Toc197130523"/>
+    </w:p>
+    <w:p>
+      <w:pPr>
+        <w:spacing w:line="360" w:lineRule="auto"/>
+      </w:pPr>
+      <w:r>
+        <w:rPr>
+          <w:rStyle w:val="Heading2Char"/>
+          <w:color w:val="000000" w:themeColor="text1"/>
+        </w:rPr>
+        <w:lastRenderedPageBreak/>
+        <w:t>Forget password Testing:</w:t>
       </w:r>
       <w:bookmarkEnd w:id="21"/>
-    </w:p>
-    <w:p>
-      <w:pPr>
-        <w:spacing w:line="360" w:lineRule="auto"/>
-      </w:pPr>
-      <w:r>
-        <w:lastRenderedPageBreak/>
-        <w:t xml:space="preserve">This </w:t>
-      </w:r>
-      <w:proofErr w:type="gramStart"/>
-      <w:r>
-        <w:t>a script</w:t>
-      </w:r>
-      <w:proofErr w:type="gramEnd"/>
-      <w:r>
-        <w:t xml:space="preserve"> code that opens application and lo</w:t>
-      </w:r>
-      <w:r>
-        <w:t>gs in and create</w:t>
-      </w:r>
-      <w:r>
-        <w:t>s a t</w:t>
-      </w:r>
-      <w:r>
-        <w:t xml:space="preserve">ask </w:t>
-      </w:r>
-      <w:r>
-        <w:t>automatic</w:t>
-      </w:r>
-      <w:r>
-        <w:t>ally:</w:t>
-      </w:r>
       <w:r>
         <w:br/>
       </w:r>
@@ -6063,10 +6146,10 @@
           <w:noProof/>
         </w:rPr>
         <w:drawing>
-          <wp:inline distT="0" distB="0" distL="0" distR="0" wp14:anchorId="25A6D03F" wp14:editId="0B8FD6C2">
-            <wp:extent cx="5019675" cy="6810375"/>
-            <wp:effectExtent l="0" t="0" r="9525" b="9525"/>
-            <wp:docPr id="12" name="Picture 12"/>
+          <wp:inline distT="0" distB="0" distL="0" distR="0" wp14:anchorId="0699AD35" wp14:editId="74E2E160">
+            <wp:extent cx="5943600" cy="1759585"/>
+            <wp:effectExtent l="0" t="0" r="0" b="0"/>
+            <wp:docPr id="11" name="Picture 11"/>
             <wp:cNvGraphicFramePr>
               <a:graphicFrameLocks xmlns:a="http://schemas.openxmlformats.org/drawingml/2006/main" noChangeAspect="1"/>
             </wp:cNvGraphicFramePr>
@@ -6086,6 +6169,81 @@
                   <pic:spPr>
                     <a:xfrm>
                       <a:off x="0" y="0"/>
+                      <a:ext cx="5943600" cy="1759585"/>
+                    </a:xfrm>
+                    <a:prstGeom prst="rect">
+                      <a:avLst/>
+                    </a:prstGeom>
+                  </pic:spPr>
+                </pic:pic>
+              </a:graphicData>
+            </a:graphic>
+          </wp:inline>
+        </w:drawing>
+      </w:r>
+      <w:bookmarkStart w:id="22" w:name="_Toc197130524"/>
+      <w:r>
+        <w:rPr>
+          <w:rFonts w:ascii="Times New Roman" w:eastAsia="Times New Roman" w:hAnsi="Times New Roman" w:cs="Times New Roman"/>
+        </w:rPr>
+        <w:t>Automation Testing:</w:t>
+      </w:r>
+      <w:bookmarkEnd w:id="22"/>
+    </w:p>
+    <w:p>
+      <w:pPr>
+        <w:spacing w:line="360" w:lineRule="auto"/>
+      </w:pPr>
+      <w:r>
+        <w:lastRenderedPageBreak/>
+        <w:t>This a script code that opens application and lo</w:t>
+      </w:r>
+      <w:r>
+        <w:t>gs in and create</w:t>
+      </w:r>
+      <w:r>
+        <w:t>s a t</w:t>
+      </w:r>
+      <w:r>
+        <w:t xml:space="preserve">ask </w:t>
+      </w:r>
+      <w:r>
+        <w:t>automatic</w:t>
+      </w:r>
+      <w:r>
+        <w:t>ally:</w:t>
+      </w:r>
+      <w:r>
+        <w:br/>
+      </w:r>
+      <w:r>
+        <w:rPr>
+          <w:noProof/>
+        </w:rPr>
+        <w:drawing>
+          <wp:inline distT="0" distB="0" distL="0" distR="0" wp14:anchorId="25A6D03F" wp14:editId="0B8FD6C2">
+            <wp:extent cx="5019675" cy="6810375"/>
+            <wp:effectExtent l="0" t="0" r="9525" b="9525"/>
+            <wp:docPr id="12" name="Picture 12"/>
+            <wp:cNvGraphicFramePr>
+              <a:graphicFrameLocks xmlns:a="http://schemas.openxmlformats.org/drawingml/2006/main" noChangeAspect="1"/>
+            </wp:cNvGraphicFramePr>
+            <a:graphic xmlns:a="http://schemas.openxmlformats.org/drawingml/2006/main">
+              <a:graphicData uri="http://schemas.openxmlformats.org/drawingml/2006/picture">
+                <pic:pic xmlns:pic="http://schemas.openxmlformats.org/drawingml/2006/picture">
+                  <pic:nvPicPr>
+                    <pic:cNvPr id="1" name=""/>
+                    <pic:cNvPicPr/>
+                  </pic:nvPicPr>
+                  <pic:blipFill>
+                    <a:blip r:embed="rId25"/>
+                    <a:stretch>
+                      <a:fillRect/>
+                    </a:stretch>
+                  </pic:blipFill>
+                  <pic:spPr>
+                    <a:xfrm>
+                      <a:off x="0" y="0"/>
                       <a:ext cx="5019675" cy="6810375"/>
                     </a:xfrm>
                     <a:prstGeom prst="rect">
@@ -6108,7 +6266,7 @@
           <w:color w:val="auto"/>
         </w:rPr>
       </w:pPr>
-      <w:bookmarkStart w:id="22" w:name="_Toc197130525"/>
+      <w:bookmarkStart w:id="23" w:name="_Toc197130525"/>
       <w:r>
         <w:rPr>
           <w:rFonts w:ascii="Times New Roman" w:hAnsi="Times New Roman" w:cs="Times New Roman"/>
@@ -6117,7 +6275,7 @@
         <w:lastRenderedPageBreak/>
         <w:t>Risk Management:</w:t>
       </w:r>
-      <w:bookmarkEnd w:id="22"/>
+      <w:bookmarkEnd w:id="23"/>
     </w:p>
     <w:p>
       <w:pPr>
@@ -6479,7 +6637,7 @@
         </w:rPr>
         <w:t xml:space="preserve">Solution: Extended task deadlines </w:t>
       </w:r>
-      <w:bookmarkStart w:id="23" w:name="_Toc197130526"/>
+      <w:bookmarkStart w:id="24" w:name="_Toc197130526"/>
     </w:p>
     <w:p>
       <w:pPr>
@@ -6507,7 +6665,7 @@
         </w:rPr>
         <w:t>GitHub Link:</w:t>
       </w:r>
-      <w:bookmarkEnd w:id="23"/>
+      <w:bookmarkEnd w:id="24"/>
       <w:r>
         <w:rPr>
           <w:rFonts w:ascii="Times New Roman" w:eastAsia="Times New Roman" w:hAnsi="Times New Roman" w:cs="Times New Roman"/>
@@ -6580,7 +6738,7 @@
         </w:rPr>
         <w:t xml:space="preserve">GitHub: </w:t>
       </w:r>
-      <w:hyperlink r:id="rId25" w:history="1">
+      <w:hyperlink r:id="rId26" w:history="1">
         <w:r>
           <w:rPr>
             <w:rStyle w:val="Hyperlink"/>
@@ -6611,7 +6769,7 @@
           <w:color w:val="auto"/>
         </w:rPr>
       </w:pPr>
-      <w:bookmarkStart w:id="24" w:name="_Toc197130527"/>
+      <w:bookmarkStart w:id="25" w:name="_Toc197130527"/>
       <w:r>
         <w:rPr>
           <w:rFonts w:ascii="Times New Roman" w:hAnsi="Times New Roman" w:cs="Times New Roman"/>
@@ -6619,7 +6777,7 @@
         </w:rPr>
         <w:t>Link to Trello:</w:t>
       </w:r>
-      <w:bookmarkEnd w:id="24"/>
+      <w:bookmarkEnd w:id="25"/>
     </w:p>
     <w:p>
       <w:pPr>
@@ -6702,7 +6860,7 @@
         </w:rPr>
         <w:t xml:space="preserve"> </w:t>
       </w:r>
-      <w:hyperlink r:id="rId26" w:history="1">
+      <w:hyperlink r:id="rId27" w:history="1">
         <w:r>
           <w:rPr>
             <w:rStyle w:val="Hyperlink"/>
@@ -6799,7 +6957,7 @@
 </file>
 
 <file path=word/endnotes.xml><?xml version="1.0" encoding="utf-8"?>
-<w:endnotes xmlns:wpc="http://schemas.microsoft.com/office/word/2010/wordprocessingCanvas" xmlns:cx="http://schemas.microsoft.com/office/drawing/2014/chartex" xmlns:cx1="http://schemas.microsoft.com/office/drawing/2015/9/8/chartex" xmlns:cx2="http://schemas.microsoft.com/office/drawing/2015/10/21/chartex" xmlns:cx3="http://schemas.microsoft.com/office/drawing/2016/5/9/chartex" xmlns:cx4="http://schemas.microsoft.com/office/drawing/2016/5/10/chartex" xmlns:cx5="http://schemas.microsoft.com/office/drawing/2016/5/11/chartex" xmlns:cx6="http://schemas.microsoft.com/office/drawing/2016/5/12/chartex" xmlns:cx7="http://schemas.microsoft.com/office/drawing/2016/5/13/chartex" xmlns:cx8="http://schemas.microsoft.com/office/drawing/2016/5/14/chartex" xmlns:mc="http://schemas.openxmlformats.org/markup-compatibility/2006" xmlns:aink="http://schemas.microsoft.com/office/drawing/2016/ink" xmlns:am3d="http://schemas.microsoft.com/office/drawing/2017/model3d" xmlns:o="urn:schemas-microsoft-com:office:office" xmlns:oel="http://schemas.microsoft.com/office/2019/extlst" xmlns:r="http://schemas.openxmlformats.org/officeDocument/2006/relationships" xmlns:m="http://schemas.openxmlformats.org/officeDocument/2006/math" xmlns:v="urn:schemas-microsoft-com:vml" xmlns:wp14="http://schemas.microsoft.com/office/word/2010/wordprocessingDrawing" xmlns:wp="http://schemas.openxmlformats.org/drawingml/2006/wordprocessingDrawing" xmlns:w10="urn:schemas-microsoft-com:office:word" xmlns:w="http://schemas.openxmlformats.org/wordprocessingml/2006/main" xmlns:w14="http://schemas.microsoft.com/office/word/2010/wordml" xmlns:w15="http://schemas.microsoft.com/office/word/2012/wordml" xmlns:w16cex="http://schemas.microsoft.com/office/word/2018/wordml/cex" xmlns:w16cid="http://schemas.microsoft.com/office/word/2016/wordml/cid" xmlns:w16="http://schemas.microsoft.com/office/word/2018/wordml" xmlns:w16du="http://schemas.microsoft.com/office/word/2023/wordml/word16du" xmlns:w16sdtdh="http://schemas.microsoft.com/office/word/2020/wordml/sdtdatahash" xmlns:w16sdtfl="http://schemas.microsoft.com/office/word/2024/wordml/sdtformatlock" xmlns:w16se="http://schemas.microsoft.com/office/word/2015/wordml/symex" xmlns:wpg="http://schemas.microsoft.com/office/word/2010/wordprocessingGroup" xmlns:wpi="http://schemas.microsoft.com/office/word/2010/wordprocessingInk" xmlns:wne="http://schemas.microsoft.com/office/word/2006/wordml" xmlns:wps="http://schemas.microsoft.com/office/word/2010/wordprocessingShape" mc:Ignorable="w14 w15 w16se w16cid w16 w16cex w16sdtdh w16sdtfl w16du wp14">
+<w:endnotes xmlns:wpc="http://schemas.microsoft.com/office/word/2010/wordprocessingCanvas" xmlns:mc="http://schemas.openxmlformats.org/markup-compatibility/2006" xmlns:o="urn:schemas-microsoft-com:office:office" xmlns:r="http://schemas.openxmlformats.org/officeDocument/2006/relationships" xmlns:m="http://schemas.openxmlformats.org/officeDocument/2006/math" xmlns:v="urn:schemas-microsoft-com:vml" xmlns:wp14="http://schemas.microsoft.com/office/word/2010/wordprocessingDrawing" xmlns:wp="http://schemas.openxmlformats.org/drawingml/2006/wordprocessingDrawing" xmlns:w10="urn:schemas-microsoft-com:office:word" xmlns:w="http://schemas.openxmlformats.org/wordprocessingml/2006/main" xmlns:w14="http://schemas.microsoft.com/office/word/2010/wordml" xmlns:w15="http://schemas.microsoft.com/office/word/2012/wordml" xmlns:wpg="http://schemas.microsoft.com/office/word/2010/wordprocessingGroup" xmlns:wpi="http://schemas.microsoft.com/office/word/2010/wordprocessingInk" xmlns:wne="http://schemas.microsoft.com/office/word/2006/wordml" xmlns:wps="http://schemas.microsoft.com/office/word/2010/wordprocessingShape" mc:Ignorable="w14 w15 wp14">
   <w:endnote w:type="separator" w:id="-1">
     <w:p>
       <w:pPr>
@@ -6824,7 +6982,7 @@
 </file>
 
 <file path=word/footnotes.xml><?xml version="1.0" encoding="utf-8"?>
-<w:footnotes xmlns:wpc="http://schemas.microsoft.com/office/word/2010/wordprocessingCanvas" xmlns:cx="http://schemas.microsoft.com/office/drawing/2014/chartex" xmlns:cx1="http://schemas.microsoft.com/office/drawing/2015/9/8/chartex" xmlns:cx2="http://schemas.microsoft.com/office/drawing/2015/10/21/chartex" xmlns:cx3="http://schemas.microsoft.com/office/drawing/2016/5/9/chartex" xmlns:cx4="http://schemas.microsoft.com/office/drawing/2016/5/10/chartex" xmlns:cx5="http://schemas.microsoft.com/office/drawing/2016/5/11/chartex" xmlns:cx6="http://schemas.microsoft.com/office/drawing/2016/5/12/chartex" xmlns:cx7="http://schemas.microsoft.com/office/drawing/2016/5/13/chartex" xmlns:cx8="http://schemas.microsoft.com/office/drawing/2016/5/14/chartex" xmlns:mc="http://schemas.openxmlformats.org/markup-compatibility/2006" xmlns:aink="http://schemas.microsoft.com/office/drawing/2016/ink" xmlns:am3d="http://schemas.microsoft.com/office/drawing/2017/model3d" xmlns:o="urn:schemas-microsoft-com:office:office" xmlns:oel="http://schemas.microsoft.com/office/2019/extlst" xmlns:r="http://schemas.openxmlformats.org/officeDocument/2006/relationships" xmlns:m="http://schemas.openxmlformats.org/officeDocument/2006/math" xmlns:v="urn:schemas-microsoft-com:vml" xmlns:wp14="http://schemas.microsoft.com/office/word/2010/wordprocessingDrawing" xmlns:wp="http://schemas.openxmlformats.org/drawingml/2006/wordprocessingDrawing" xmlns:w10="urn:schemas-microsoft-com:office:word" xmlns:w="http://schemas.openxmlformats.org/wordprocessingml/2006/main" xmlns:w14="http://schemas.microsoft.com/office/word/2010/wordml" xmlns:w15="http://schemas.microsoft.com/office/word/2012/wordml" xmlns:w16cex="http://schemas.microsoft.com/office/word/2018/wordml/cex" xmlns:w16cid="http://schemas.microsoft.com/office/word/2016/wordml/cid" xmlns:w16="http://schemas.microsoft.com/office/word/2018/wordml" xmlns:w16du="http://schemas.microsoft.com/office/word/2023/wordml/word16du" xmlns:w16sdtdh="http://schemas.microsoft.com/office/word/2020/wordml/sdtdatahash" xmlns:w16sdtfl="http://schemas.microsoft.com/office/word/2024/wordml/sdtformatlock" xmlns:w16se="http://schemas.microsoft.com/office/word/2015/wordml/symex" xmlns:wpg="http://schemas.microsoft.com/office/word/2010/wordprocessingGroup" xmlns:wpi="http://schemas.microsoft.com/office/word/2010/wordprocessingInk" xmlns:wne="http://schemas.microsoft.com/office/word/2006/wordml" xmlns:wps="http://schemas.microsoft.com/office/word/2010/wordprocessingShape" mc:Ignorable="w14 w15 w16se w16cid w16 w16cex w16sdtdh w16sdtfl w16du wp14">
+<w:footnotes xmlns:wpc="http://schemas.microsoft.com/office/word/2010/wordprocessingCanvas" xmlns:mc="http://schemas.openxmlformats.org/markup-compatibility/2006" xmlns:o="urn:schemas-microsoft-com:office:office" xmlns:r="http://schemas.openxmlformats.org/officeDocument/2006/relationships" xmlns:m="http://schemas.openxmlformats.org/officeDocument/2006/math" xmlns:v="urn:schemas-microsoft-com:vml" xmlns:wp14="http://schemas.microsoft.com/office/word/2010/wordprocessingDrawing" xmlns:wp="http://schemas.openxmlformats.org/drawingml/2006/wordprocessingDrawing" xmlns:w10="urn:schemas-microsoft-com:office:word" xmlns:w="http://schemas.openxmlformats.org/wordprocessingml/2006/main" xmlns:w14="http://schemas.microsoft.com/office/word/2010/wordml" xmlns:w15="http://schemas.microsoft.com/office/word/2012/wordml" xmlns:wpg="http://schemas.microsoft.com/office/word/2010/wordprocessingGroup" xmlns:wpi="http://schemas.microsoft.com/office/word/2010/wordprocessingInk" xmlns:wne="http://schemas.microsoft.com/office/word/2006/wordml" xmlns:wps="http://schemas.microsoft.com/office/word/2010/wordprocessingShape" mc:Ignorable="w14 w15 wp14">
   <w:footnote w:type="separator" w:id="-1">
     <w:p>
       <w:pPr>
@@ -6849,7 +7007,7 @@
 </file>
 
 <file path=word/numbering.xml><?xml version="1.0" encoding="utf-8"?>
-<w:numbering xmlns:wpc="http://schemas.microsoft.com/office/word/2010/wordprocessingCanvas" xmlns:cx="http://schemas.microsoft.com/office/drawing/2014/chartex" xmlns:cx1="http://schemas.microsoft.com/office/drawing/2015/9/8/chartex" xmlns:cx2="http://schemas.microsoft.com/office/drawing/2015/10/21/chartex" xmlns:cx3="http://schemas.microsoft.com/office/drawing/2016/5/9/chartex" xmlns:cx4="http://schemas.microsoft.com/office/drawing/2016/5/10/chartex" xmlns:cx5="http://schemas.microsoft.com/office/drawing/2016/5/11/chartex" xmlns:cx6="http://schemas.microsoft.com/office/drawing/2016/5/12/chartex" xmlns:cx7="http://schemas.microsoft.com/office/drawing/2016/5/13/chartex" xmlns:cx8="http://schemas.microsoft.com/office/drawing/2016/5/14/chartex" xmlns:mc="http://schemas.openxmlformats.org/markup-compatibility/2006" xmlns:aink="http://schemas.microsoft.com/office/drawing/2016/ink" xmlns:am3d="http://schemas.microsoft.com/office/drawing/2017/model3d" xmlns:o="urn:schemas-microsoft-com:office:office" xmlns:oel="http://schemas.microsoft.com/office/2019/extlst" xmlns:r="http://schemas.openxmlformats.org/officeDocument/2006/relationships" xmlns:m="http://schemas.openxmlformats.org/officeDocument/2006/math" xmlns:v="urn:schemas-microsoft-com:vml" xmlns:wp14="http://schemas.microsoft.com/office/word/2010/wordprocessingDrawing" xmlns:wp="http://schemas.openxmlformats.org/drawingml/2006/wordprocessingDrawing" xmlns:w10="urn:schemas-microsoft-com:office:word" xmlns:w="http://schemas.openxmlformats.org/wordprocessingml/2006/main" xmlns:w14="http://schemas.microsoft.com/office/word/2010/wordml" xmlns:w15="http://schemas.microsoft.com/office/word/2012/wordml" xmlns:w16cex="http://schemas.microsoft.com/office/word/2018/wordml/cex" xmlns:w16cid="http://schemas.microsoft.com/office/word/2016/wordml/cid" xmlns:w16="http://schemas.microsoft.com/office/word/2018/wordml" xmlns:w16du="http://schemas.microsoft.com/office/word/2023/wordml/word16du" xmlns:w16sdtdh="http://schemas.microsoft.com/office/word/2020/wordml/sdtdatahash" xmlns:w16sdtfl="http://schemas.microsoft.com/office/word/2024/wordml/sdtformatlock" xmlns:w16se="http://schemas.microsoft.com/office/word/2015/wordml/symex" xmlns:wpg="http://schemas.microsoft.com/office/word/2010/wordprocessingGroup" xmlns:wpi="http://schemas.microsoft.com/office/word/2010/wordprocessingInk" xmlns:wne="http://schemas.microsoft.com/office/word/2006/wordml" xmlns:wps="http://schemas.microsoft.com/office/word/2010/wordprocessingShape" mc:Ignorable="w14 w15 w16se w16cid w16 w16cex w16sdtdh w16sdtfl w16du wp14">
+<w:numbering xmlns:wpc="http://schemas.microsoft.com/office/word/2010/wordprocessingCanvas" xmlns:mc="http://schemas.openxmlformats.org/markup-compatibility/2006" xmlns:o="urn:schemas-microsoft-com:office:office" xmlns:r="http://schemas.openxmlformats.org/officeDocument/2006/relationships" xmlns:m="http://schemas.openxmlformats.org/officeDocument/2006/math" xmlns:v="urn:schemas-microsoft-com:vml" xmlns:wp14="http://schemas.microsoft.com/office/word/2010/wordprocessingDrawing" xmlns:wp="http://schemas.openxmlformats.org/drawingml/2006/wordprocessingDrawing" xmlns:w10="urn:schemas-microsoft-com:office:word" xmlns:w="http://schemas.openxmlformats.org/wordprocessingml/2006/main" xmlns:w14="http://schemas.microsoft.com/office/word/2010/wordml" xmlns:w15="http://schemas.microsoft.com/office/word/2012/wordml" xmlns:wpg="http://schemas.microsoft.com/office/word/2010/wordprocessingGroup" xmlns:wpi="http://schemas.microsoft.com/office/word/2010/wordprocessingInk" xmlns:wne="http://schemas.microsoft.com/office/word/2006/wordml" xmlns:wps="http://schemas.microsoft.com/office/word/2010/wordprocessingShape" mc:Ignorable="w14 w15 wp14">
   <w:abstractNum w:abstractNumId="0" w15:restartNumberingAfterBreak="0">
     <w:nsid w:val="07087FF0"/>
     <w:multiLevelType w:val="hybridMultilevel"/>
@@ -7275,23 +7433,23 @@
       </w:rPr>
     </w:lvl>
   </w:abstractNum>
-  <w:num w:numId="1" w16cid:durableId="1082529256">
+  <w:num w:numId="1">
     <w:abstractNumId w:val="3"/>
   </w:num>
-  <w:num w:numId="2" w16cid:durableId="679359800">
+  <w:num w:numId="2">
     <w:abstractNumId w:val="0"/>
   </w:num>
-  <w:num w:numId="3" w16cid:durableId="1564834265">
+  <w:num w:numId="3">
     <w:abstractNumId w:val="1"/>
   </w:num>
-  <w:num w:numId="4" w16cid:durableId="1728607488">
+  <w:num w:numId="4">
     <w:abstractNumId w:val="2"/>
   </w:num>
 </w:numbering>
 </file>
 
 <file path=word/styles.xml><?xml version="1.0" encoding="utf-8"?>
-<w:styles xmlns:mc="http://schemas.openxmlformats.org/markup-compatibility/2006" xmlns:r="http://schemas.openxmlformats.org/officeDocument/2006/relationships" xmlns:w="http://schemas.openxmlformats.org/wordprocessingml/2006/main" xmlns:w14="http://schemas.microsoft.com/office/word/2010/wordml" xmlns:w15="http://schemas.microsoft.com/office/word/2012/wordml" xmlns:w16cex="http://schemas.microsoft.com/office/word/2018/wordml/cex" xmlns:w16cid="http://schemas.microsoft.com/office/word/2016/wordml/cid" xmlns:w16="http://schemas.microsoft.com/office/word/2018/wordml" xmlns:w16du="http://schemas.microsoft.com/office/word/2023/wordml/word16du" xmlns:w16sdtdh="http://schemas.microsoft.com/office/word/2020/wordml/sdtdatahash" xmlns:w16sdtfl="http://schemas.microsoft.com/office/word/2024/wordml/sdtformatlock" xmlns:w16se="http://schemas.microsoft.com/office/word/2015/wordml/symex" mc:Ignorable="w14 w15 w16se w16cid w16 w16cex w16sdtdh w16sdtfl w16du">
+<w:styles xmlns:mc="http://schemas.openxmlformats.org/markup-compatibility/2006" xmlns:r="http://schemas.openxmlformats.org/officeDocument/2006/relationships" xmlns:w="http://schemas.openxmlformats.org/wordprocessingml/2006/main" xmlns:w14="http://schemas.microsoft.com/office/word/2010/wordml" xmlns:w15="http://schemas.microsoft.com/office/word/2012/wordml" mc:Ignorable="w14 w15">
   <w:docDefaults>
     <w:rPrDefault>
       <w:rPr>
@@ -7307,7 +7465,7 @@
       </w:pPr>
     </w:pPrDefault>
   </w:docDefaults>
-  <w:latentStyles w:defLockedState="0" w:defUIPriority="99" w:defSemiHidden="0" w:defUnhideWhenUsed="0" w:defQFormat="0" w:count="376">
+  <w:latentStyles w:defLockedState="0" w:defUIPriority="99" w:defSemiHidden="0" w:defUnhideWhenUsed="0" w:defQFormat="0" w:count="371">
     <w:lsdException w:name="Normal" w:uiPriority="0" w:qFormat="1"/>
     <w:lsdException w:name="heading 1" w:uiPriority="9" w:qFormat="1"/>
     <w:lsdException w:name="heading 2" w:semiHidden="1" w:uiPriority="9" w:unhideWhenUsed="1" w:qFormat="1"/>
@@ -7679,11 +7837,6 @@
     <w:lsdException w:name="List Table 5 Dark Accent 6" w:uiPriority="50"/>
     <w:lsdException w:name="List Table 6 Colorful Accent 6" w:uiPriority="51"/>
     <w:lsdException w:name="List Table 7 Colorful Accent 6" w:uiPriority="52"/>
-    <w:lsdException w:name="Mention" w:semiHidden="1" w:unhideWhenUsed="1"/>
-    <w:lsdException w:name="Smart Hyperlink" w:semiHidden="1" w:unhideWhenUsed="1"/>
-    <w:lsdException w:name="Hashtag" w:semiHidden="1" w:unhideWhenUsed="1"/>
-    <w:lsdException w:name="Unresolved Mention" w:semiHidden="1" w:unhideWhenUsed="1"/>
-    <w:lsdException w:name="Smart Link" w:semiHidden="1" w:unhideWhenUsed="1"/>
   </w:latentStyles>
   <w:style w:type="paragraph" w:default="1" w:styleId="Normal">
     <w:name w:val="Normal"/>
@@ -7735,6 +7888,7 @@
   <w:style w:type="character" w:default="1" w:styleId="DefaultParagraphFont">
     <w:name w:val="Default Paragraph Font"/>
     <w:uiPriority w:val="1"/>
+    <w:semiHidden/>
     <w:unhideWhenUsed/>
   </w:style>
   <w:style w:type="table" w:default="1" w:styleId="TableNormal">
@@ -8168,7 +8322,7 @@
 </file>
 
 <file path=customXml/itemProps1.xml><?xml version="1.0" encoding="utf-8"?>
-<ds:datastoreItem xmlns:ds="http://schemas.openxmlformats.org/officeDocument/2006/customXml" ds:itemID="{C98E5124-745D-4D21-A2CF-B174E973CB47}">
+<ds:datastoreItem xmlns:ds="http://schemas.openxmlformats.org/officeDocument/2006/customXml" ds:itemID="{39C12151-A7CF-4ABE-A8B5-1CD6C000C8AB}">
   <ds:schemaRefs>
     <ds:schemaRef ds:uri="http://schemas.openxmlformats.org/officeDocument/2006/bibliography"/>
   </ds:schemaRefs>
